--- a/agreements/2. House Rules.docx
+++ b/agreements/2. House Rules.docx
@@ -4564,13 +4564,139 @@
       </w:r>
     </w:p>
     <w:sectPr>
+      <w:headerReference w:type="first" r:id="rIdNestHeader"/>
       <w:pgSz w:w="12240" w:h="15840"/>
-      <w:pgMar w:top="1440" w:right="1800" w:bottom="1440" w:left="1800" w:header="720" w:footer="720" w:gutter="0"/>
+      <w:pgMar w:top="1440" w:right="1800" w:bottom="1440" w:left="1800" w:header="1300" w:footer="720" w:gutter="0"/>
       <w:cols w:space="720"/>
       <w:docGrid w:linePitch="360"/>
+      <w:titlePg/>
     </w:sectPr>
   </w:body>
 </w:document>
+</file>
+
+<file path=word/nest-header.xml><?xml version="1.0" encoding="utf-8"?>
+<w:hdr xmlns:m="http://schemas.openxmlformats.org/officeDocument/2006/math" xmlns:mc="http://schemas.openxmlformats.org/markup-compatibility/2006" xmlns:mo="http://schemas.microsoft.com/office/mac/office/2008/main" xmlns:mv="urn:schemas-microsoft-com:mac:vml" xmlns:o="urn:schemas-microsoft-com:office:office" xmlns:r="http://schemas.openxmlformats.org/officeDocument/2006/relationships" xmlns:v="urn:schemas-microsoft-com:vml" xmlns:w10="urn:schemas-microsoft-com:office:word" xmlns:w14="http://schemas.microsoft.com/office/word/2010/wordml" xmlns:w="http://schemas.openxmlformats.org/wordprocessingml/2006/main" xmlns:wne="http://schemas.microsoft.com/office/word/2006/wordml" xmlns:wp14="http://schemas.microsoft.com/office/word/2010/wordprocessingDrawing" xmlns:wp="http://schemas.openxmlformats.org/drawingml/2006/wordprocessingDrawing" xmlns:wpc="http://schemas.microsoft.com/office/word/2010/wordprocessingCanvas" xmlns:wpg="http://schemas.microsoft.com/office/word/2010/wordprocessingGroup" xmlns:wpi="http://schemas.microsoft.com/office/word/2010/wordprocessingInk" xmlns:wps="http://schemas.microsoft.com/office/word/2010/wordprocessingShape" mc:Ignorable="w14 wp14">
+  <w:p>
+    <w:pPr>
+      <w:pStyle w:val="Header"/>
+      <w:spacing w:after="200"/>
+      <w:jc w:val="center"/>
+    </w:pPr>
+    <w:r>
+      <w:drawing>
+        <wp:inline xmlns:a="http://schemas.openxmlformats.org/drawingml/2006/main" xmlns:pic="http://schemas.openxmlformats.org/drawingml/2006/picture">
+          <wp:extent cx="889000" cy="762000"/>
+          <wp:docPr id="1" name="Picture 1"/>
+          <wp:cNvGraphicFramePr>
+            <a:graphicFrameLocks noChangeAspect="1"/>
+          </wp:cNvGraphicFramePr>
+          <a:graphic>
+            <a:graphicData uri="http://schemas.openxmlformats.org/drawingml/2006/picture">
+              <pic:pic>
+                <pic:nvPicPr>
+                  <pic:cNvPr id="0" name="business_card.jpg"/>
+                  <pic:cNvPicPr/>
+                </pic:nvPicPr>
+                <pic:blipFill>
+                  <a:blip r:embed="rId1"/>
+                  <a:srcRect l="67619" t="16667" r="6190" b="44167"/>
+                  <a:stretch>
+                    <a:fillRect/>
+                  </a:stretch>
+                </pic:blipFill>
+                <pic:spPr>
+                  <a:xfrm>
+                    <a:off x="0" y="0"/>
+                    <a:ext cx="889000" cy="762000"/>
+                  </a:xfrm>
+                  <a:prstGeom prst="rect"/>
+                </pic:spPr>
+              </pic:pic>
+            </a:graphicData>
+          </a:graphic>
+        </wp:inline>
+      </w:drawing>
+    </w:r>
+  </w:p>
+  <w:p>
+    <w:pPr>
+      <w:spacing w:after="40" w:line="240" w:lineRule="auto"/>
+      <w:jc w:val="center"/>
+    </w:pPr>
+    <w:bookmarkStart w:id="2" w:name="NestHeader_name"/>
+    <w:r>
+      <w:rPr>
+        <w:rFonts w:ascii="Arial" w:hAnsi="Arial"/>
+        <w:b/>
+        <w:sz w:val="22"/>
+      </w:rPr>
+      <w:t>NEST &amp; NOOK PROPERTY CARE</w:t>
+    </w:r>
+    <w:bookmarkEnd w:id="2"/>
+  </w:p>
+  <w:p>
+    <w:pPr>
+      <w:spacing w:after="40" w:line="240" w:lineRule="auto"/>
+      <w:jc w:val="center"/>
+    </w:pPr>
+    <w:bookmarkStart w:id="3" w:name="NestHeader_registration"/>
+    <w:r>
+      <w:rPr>
+        <w:rFonts w:ascii="Arial" w:hAnsi="Arial"/>
+        <w:b/>
+        <w:sz w:val="24"/>
+      </w:rPr>
+      <w:t>202603156166 (KT0615852-M)</w:t>
+    </w:r>
+    <w:bookmarkEnd w:id="3"/>
+  </w:p>
+  <w:p>
+    <w:pPr>
+      <w:spacing w:after="40" w:line="240" w:lineRule="auto"/>
+      <w:jc w:val="center"/>
+    </w:pPr>
+    <w:bookmarkStart w:id="4" w:name="NestHeader_address"/>
+    <w:r>
+      <w:rPr>
+        <w:rFonts w:ascii="Times New Roman" w:hAnsi="Times New Roman"/>
+        <w:b/>
+        <w:sz w:val="21"/>
+      </w:rPr>
+      <w:t>#16-03, Trellis Residences, 80100, J.B, Johor.</w:t>
+    </w:r>
+    <w:bookmarkEnd w:id="4"/>
+  </w:p>
+  <w:p>
+    <w:pPr>
+      <w:spacing w:after="40" w:line="240" w:lineRule="auto"/>
+      <w:jc w:val="center"/>
+    </w:pPr>
+    <w:bookmarkStart w:id="5" w:name="NestHeader_phone"/>
+    <w:r>
+      <w:rPr>
+        <w:rFonts w:ascii="Times New Roman" w:hAnsi="Times New Roman"/>
+        <w:b/>
+        <w:sz w:val="23"/>
+      </w:rPr>
+      <w:t>TEL NO.: +60111-3380335</w:t>
+    </w:r>
+    <w:bookmarkEnd w:id="5"/>
+  </w:p>
+  <w:p>
+    <w:pPr>
+      <w:spacing w:after="240" w:line="20" w:lineRule="exact"/>
+      <w:pBdr>
+        <w:bottom w:val="single" w:sz="4" w:space="1" w:color="000000"/>
+      </w:pBdr>
+    </w:pPr>
+    <w:r>
+      <w:rPr>
+        <w:sz w:val="2"/>
+      </w:rPr>
+    </w:r>
+  </w:p>
+</w:hdr>
 </file>
 
 <file path=word/numbering.xml><?xml version="1.0" encoding="utf-8"?>

--- a/agreements/2. House Rules.docx
+++ b/agreements/2. House Rules.docx
@@ -504,7 +504,16 @@
           <w:color w:val="231F20"/>
           <w:sz w:val="20"/>
         </w:rPr>
-        <w:t>to be</w:t>
+        <w:t xml:space="preserve">to </w:t>
+      </w:r>
+      <w:proofErr w:type="gramStart"/>
+      <w:r>
+        <w:rPr>
+          <w:rFonts w:ascii="Cambria" w:eastAsia="Cambria" w:hAnsi="Cambria" w:cs="Cambria"/>
+          <w:color w:val="231F20"/>
+          <w:sz w:val="20"/>
+        </w:rPr>
+        <w:t>be</w:t>
       </w:r>
       <w:r>
         <w:rPr>
@@ -607,7 +616,17 @@
           <w:spacing w:val="-2"/>
           <w:sz w:val="20"/>
         </w:rPr>
-        <w:t>times.</w:t>
+        <w:t>times</w:t>
+      </w:r>
+      <w:proofErr w:type="gramEnd"/>
+      <w:r>
+        <w:rPr>
+          <w:rFonts w:ascii="Cambria" w:eastAsia="Cambria" w:hAnsi="Cambria" w:cs="Cambria"/>
+          <w:color w:val="231F20"/>
+          <w:spacing w:val="-2"/>
+          <w:sz w:val="20"/>
+        </w:rPr>
+        <w:t>.</w:t>
       </w:r>
     </w:p>
     <w:p>
@@ -763,6 +782,7 @@
         </w:rPr>
         <w:t xml:space="preserve"> </w:t>
       </w:r>
+      <w:proofErr w:type="gramStart"/>
       <w:r>
         <w:rPr>
           <w:rFonts w:ascii="Cambria" w:eastAsia="Cambria" w:hAnsi="Cambria" w:cs="Cambria"/>
@@ -771,6 +791,7 @@
         </w:rPr>
         <w:t>doors,</w:t>
       </w:r>
+      <w:proofErr w:type="gramEnd"/>
       <w:r>
         <w:rPr>
           <w:rFonts w:ascii="Cambria" w:eastAsia="Cambria" w:hAnsi="Cambria" w:cs="Cambria"/>
@@ -1245,6 +1266,7 @@
         </w:rPr>
         <w:t xml:space="preserve"> </w:t>
       </w:r>
+      <w:proofErr w:type="gramStart"/>
       <w:r>
         <w:rPr>
           <w:rFonts w:ascii="Cambria" w:eastAsia="Cambria" w:hAnsi="Cambria" w:cs="Cambria"/>
@@ -1252,7 +1274,17 @@
           <w:spacing w:val="-2"/>
           <w:sz w:val="20"/>
         </w:rPr>
-        <w:t>premise.</w:t>
+        <w:t>premise</w:t>
+      </w:r>
+      <w:proofErr w:type="gramEnd"/>
+      <w:r>
+        <w:rPr>
+          <w:rFonts w:ascii="Cambria" w:eastAsia="Cambria" w:hAnsi="Cambria" w:cs="Cambria"/>
+          <w:color w:val="231F20"/>
+          <w:spacing w:val="-2"/>
+          <w:sz w:val="20"/>
+        </w:rPr>
+        <w:t>.</w:t>
       </w:r>
     </w:p>
     <w:p>
@@ -2151,6 +2183,7 @@
         </w:rPr>
         <w:t xml:space="preserve"> </w:t>
       </w:r>
+      <w:proofErr w:type="gramStart"/>
       <w:r>
         <w:rPr>
           <w:rFonts w:ascii="Cambria" w:eastAsia="Cambria" w:hAnsi="Cambria" w:cs="Cambria"/>
@@ -2159,6 +2192,7 @@
         </w:rPr>
         <w:t>in</w:t>
       </w:r>
+      <w:proofErr w:type="gramEnd"/>
       <w:r>
         <w:rPr>
           <w:rFonts w:ascii="Cambria" w:eastAsia="Cambria" w:hAnsi="Cambria" w:cs="Cambria"/>
@@ -2185,6 +2219,7 @@
         </w:rPr>
         <w:t xml:space="preserve"> </w:t>
       </w:r>
+      <w:proofErr w:type="gramStart"/>
       <w:r>
         <w:rPr>
           <w:rFonts w:ascii="Cambria" w:eastAsia="Cambria" w:hAnsi="Cambria" w:cs="Cambria"/>
@@ -2192,7 +2227,17 @@
           <w:spacing w:val="-2"/>
           <w:sz w:val="20"/>
         </w:rPr>
-        <w:t>premise.</w:t>
+        <w:t>premise</w:t>
+      </w:r>
+      <w:proofErr w:type="gramEnd"/>
+      <w:r>
+        <w:rPr>
+          <w:rFonts w:ascii="Cambria" w:eastAsia="Cambria" w:hAnsi="Cambria" w:cs="Cambria"/>
+          <w:color w:val="231F20"/>
+          <w:spacing w:val="-2"/>
+          <w:sz w:val="20"/>
+        </w:rPr>
+        <w:t>.</w:t>
       </w:r>
     </w:p>
     <w:p>
@@ -2247,6 +2292,7 @@
         </w:rPr>
         <w:t xml:space="preserve"> </w:t>
       </w:r>
+      <w:proofErr w:type="gramStart"/>
       <w:r>
         <w:rPr>
           <w:rFonts w:ascii="Cambria" w:eastAsia="Cambria" w:hAnsi="Cambria" w:cs="Cambria"/>
@@ -2255,6 +2301,7 @@
         </w:rPr>
         <w:t>shall</w:t>
       </w:r>
+      <w:proofErr w:type="gramEnd"/>
       <w:r>
         <w:rPr>
           <w:rFonts w:ascii="Cambria" w:eastAsia="Cambria" w:hAnsi="Cambria" w:cs="Cambria"/>
@@ -2281,6 +2328,7 @@
         </w:rPr>
         <w:t xml:space="preserve"> </w:t>
       </w:r>
+      <w:proofErr w:type="gramStart"/>
       <w:r>
         <w:rPr>
           <w:rFonts w:ascii="Cambria" w:eastAsia="Cambria" w:hAnsi="Cambria" w:cs="Cambria"/>
@@ -2289,6 +2337,7 @@
         </w:rPr>
         <w:t>at</w:t>
       </w:r>
+      <w:proofErr w:type="gramEnd"/>
       <w:r>
         <w:rPr>
           <w:rFonts w:ascii="Cambria" w:eastAsia="Cambria" w:hAnsi="Cambria" w:cs="Cambria"/>
@@ -2383,6 +2432,7 @@
         </w:rPr>
         <w:t xml:space="preserve"> </w:t>
       </w:r>
+      <w:proofErr w:type="gramStart"/>
       <w:r>
         <w:rPr>
           <w:rFonts w:ascii="Cambria" w:eastAsia="Cambria" w:hAnsi="Cambria" w:cs="Cambria"/>
@@ -2391,6 +2441,7 @@
         </w:rPr>
         <w:t>and</w:t>
       </w:r>
+      <w:proofErr w:type="gramEnd"/>
       <w:r>
         <w:rPr>
           <w:rFonts w:ascii="Cambria" w:eastAsia="Cambria" w:hAnsi="Cambria" w:cs="Cambria"/>
@@ -2468,13 +2519,23 @@
         </w:rPr>
         <w:t xml:space="preserve"> </w:t>
       </w:r>
-      <w:r>
-        <w:rPr>
-          <w:rFonts w:ascii="Cambria" w:eastAsia="Cambria" w:hAnsi="Cambria" w:cs="Cambria"/>
-          <w:color w:val="231F20"/>
-          <w:sz w:val="20"/>
-        </w:rPr>
-        <w:t>weekend.</w:t>
+      <w:proofErr w:type="gramStart"/>
+      <w:r>
+        <w:rPr>
+          <w:rFonts w:ascii="Cambria" w:eastAsia="Cambria" w:hAnsi="Cambria" w:cs="Cambria"/>
+          <w:color w:val="231F20"/>
+          <w:sz w:val="20"/>
+        </w:rPr>
+        <w:t>weekend</w:t>
+      </w:r>
+      <w:proofErr w:type="gramEnd"/>
+      <w:r>
+        <w:rPr>
+          <w:rFonts w:ascii="Cambria" w:eastAsia="Cambria" w:hAnsi="Cambria" w:cs="Cambria"/>
+          <w:color w:val="231F20"/>
+          <w:sz w:val="20"/>
+        </w:rPr>
+        <w:t>.</w:t>
       </w:r>
       <w:r>
         <w:rPr>
@@ -2997,6 +3058,7 @@
         </w:rPr>
         <w:t xml:space="preserve"> </w:t>
       </w:r>
+      <w:proofErr w:type="gramStart"/>
       <w:r>
         <w:rPr>
           <w:rFonts w:ascii="Cambria" w:eastAsia="Cambria" w:hAnsi="Cambria" w:cs="Cambria"/>
@@ -3005,6 +3067,7 @@
         </w:rPr>
         <w:t>bring</w:t>
       </w:r>
+      <w:proofErr w:type="gramEnd"/>
       <w:r>
         <w:rPr>
           <w:rFonts w:ascii="Cambria" w:eastAsia="Cambria" w:hAnsi="Cambria" w:cs="Cambria"/>
@@ -3116,13 +3179,23 @@
         </w:rPr>
         <w:t xml:space="preserve"> </w:t>
       </w:r>
-      <w:r>
-        <w:rPr>
-          <w:rFonts w:ascii="Cambria" w:eastAsia="Cambria" w:hAnsi="Cambria" w:cs="Cambria"/>
-          <w:color w:val="231F20"/>
-          <w:sz w:val="20"/>
-        </w:rPr>
-        <w:t>reptile,</w:t>
+      <w:proofErr w:type="gramStart"/>
+      <w:r>
+        <w:rPr>
+          <w:rFonts w:ascii="Cambria" w:eastAsia="Cambria" w:hAnsi="Cambria" w:cs="Cambria"/>
+          <w:color w:val="231F20"/>
+          <w:sz w:val="20"/>
+        </w:rPr>
+        <w:t>reptile</w:t>
+      </w:r>
+      <w:proofErr w:type="gramEnd"/>
+      <w:r>
+        <w:rPr>
+          <w:rFonts w:ascii="Cambria" w:eastAsia="Cambria" w:hAnsi="Cambria" w:cs="Cambria"/>
+          <w:color w:val="231F20"/>
+          <w:sz w:val="20"/>
+        </w:rPr>
+        <w:t>,</w:t>
       </w:r>
       <w:r>
         <w:rPr>
@@ -3133,13 +3206,23 @@
         </w:rPr>
         <w:t xml:space="preserve"> </w:t>
       </w:r>
-      <w:r>
-        <w:rPr>
-          <w:rFonts w:ascii="Cambria" w:eastAsia="Cambria" w:hAnsi="Cambria" w:cs="Cambria"/>
-          <w:color w:val="231F20"/>
-          <w:sz w:val="20"/>
-        </w:rPr>
-        <w:t>bird,</w:t>
+      <w:proofErr w:type="gramStart"/>
+      <w:r>
+        <w:rPr>
+          <w:rFonts w:ascii="Cambria" w:eastAsia="Cambria" w:hAnsi="Cambria" w:cs="Cambria"/>
+          <w:color w:val="231F20"/>
+          <w:sz w:val="20"/>
+        </w:rPr>
+        <w:t>bird</w:t>
+      </w:r>
+      <w:proofErr w:type="gramEnd"/>
+      <w:r>
+        <w:rPr>
+          <w:rFonts w:ascii="Cambria" w:eastAsia="Cambria" w:hAnsi="Cambria" w:cs="Cambria"/>
+          <w:color w:val="231F20"/>
+          <w:sz w:val="20"/>
+        </w:rPr>
+        <w:t>,</w:t>
       </w:r>
       <w:r>
         <w:rPr>
@@ -3150,6 +3233,7 @@
         </w:rPr>
         <w:t xml:space="preserve"> </w:t>
       </w:r>
+      <w:proofErr w:type="gramStart"/>
       <w:r>
         <w:rPr>
           <w:rFonts w:ascii="Cambria" w:eastAsia="Cambria" w:hAnsi="Cambria" w:cs="Cambria"/>
@@ -3158,6 +3242,7 @@
         </w:rPr>
         <w:t>arachnid</w:t>
       </w:r>
+      <w:proofErr w:type="gramEnd"/>
       <w:r>
         <w:rPr>
           <w:rFonts w:ascii="Cambria" w:eastAsia="Cambria" w:hAnsi="Cambria" w:cs="Cambria"/>
@@ -3726,13 +3811,23 @@
           <w:color w:val="231F20"/>
           <w:sz w:val="20"/>
         </w:rPr>
-        <w:t>Cheryl Pua</w:t>
-      </w:r>
+        <w:t xml:space="preserve">Cheryl </w:t>
+      </w:r>
+      <w:proofErr w:type="gramStart"/>
       <w:r>
         <w:rPr>
           <w:rFonts w:ascii="Cambria" w:eastAsia="Cambria" w:hAnsi="Cambria" w:cs="Cambria"/>
           <w:b/>
           <w:color w:val="231F20"/>
+          <w:sz w:val="20"/>
+        </w:rPr>
+        <w:t>Pua</w:t>
+      </w:r>
+      <w:r>
+        <w:rPr>
+          <w:rFonts w:ascii="Cambria" w:eastAsia="Cambria" w:hAnsi="Cambria" w:cs="Cambria"/>
+          <w:b/>
+          <w:color w:val="231F20"/>
           <w:spacing w:val="-2"/>
           <w:sz w:val="20"/>
         </w:rPr>
@@ -3745,8 +3840,19 @@
           <w:color w:val="231F20"/>
           <w:sz w:val="20"/>
         </w:rPr>
-        <w:t xml:space="preserve">@0167015008 </w:t>
-      </w:r>
+        <w:t>@</w:t>
+      </w:r>
+      <w:proofErr w:type="gramEnd"/>
+      <w:r>
+        <w:rPr>
+          <w:rFonts w:ascii="Cambria" w:eastAsia="Cambria" w:hAnsi="Cambria" w:cs="Cambria"/>
+          <w:b/>
+          <w:color w:val="231F20"/>
+          <w:sz w:val="20"/>
+        </w:rPr>
+        <w:t xml:space="preserve">0167015008 </w:t>
+      </w:r>
+      <w:proofErr w:type="gramStart"/>
       <w:r>
         <w:rPr>
           <w:rFonts w:ascii="Cambria" w:eastAsia="Cambria" w:hAnsi="Cambria" w:cs="Cambria"/>
@@ -3772,7 +3878,18 @@
           <w:spacing w:val="-2"/>
           <w:sz w:val="20"/>
         </w:rPr>
-        <w:t>Vivian @0199496075.</w:t>
+        <w:t>Vivian</w:t>
+      </w:r>
+      <w:proofErr w:type="gramEnd"/>
+      <w:r>
+        <w:rPr>
+          <w:rFonts w:ascii="Cambria" w:eastAsia="Cambria" w:hAnsi="Cambria" w:cs="Cambria"/>
+          <w:b/>
+          <w:color w:val="231F20"/>
+          <w:spacing w:val="-2"/>
+          <w:sz w:val="20"/>
+        </w:rPr>
+        <w:t xml:space="preserve"> @0199496075.</w:t>
       </w:r>
     </w:p>
     <w:p>
@@ -3802,6 +3919,67 @@
       </w:pPr>
       <w:r>
         <w:rPr>
+          <w:noProof/>
+        </w:rPr>
+        <w:drawing>
+          <wp:anchor distT="0" distB="0" distL="114300" distR="114300" simplePos="0" relativeHeight="251657216" behindDoc="1" locked="0" layoutInCell="1" allowOverlap="1" wp14:anchorId="0C14A174" wp14:editId="7235382B">
+            <wp:simplePos x="0" y="0"/>
+            <wp:positionH relativeFrom="column">
+              <wp:posOffset>3891643</wp:posOffset>
+            </wp:positionH>
+            <wp:positionV relativeFrom="page">
+              <wp:posOffset>9051471</wp:posOffset>
+            </wp:positionV>
+            <wp:extent cx="1303020" cy="730250"/>
+            <wp:effectExtent l="0" t="0" r="0" b="0"/>
+            <wp:wrapNone/>
+            <wp:docPr id="263861726" name="Picture 1"/>
+            <wp:cNvGraphicFramePr>
+              <a:graphicFrameLocks xmlns:a="http://schemas.openxmlformats.org/drawingml/2006/main" noChangeAspect="1"/>
+            </wp:cNvGraphicFramePr>
+            <a:graphic xmlns:a="http://schemas.openxmlformats.org/drawingml/2006/main">
+              <a:graphicData uri="http://schemas.openxmlformats.org/drawingml/2006/picture">
+                <pic:pic xmlns:pic="http://schemas.openxmlformats.org/drawingml/2006/picture">
+                  <pic:nvPicPr>
+                    <pic:cNvPr id="263861726" name="Picture 1"/>
+                    <pic:cNvPicPr>
+                      <a:picLocks noChangeAspect="1"/>
+                    </pic:cNvPicPr>
+                  </pic:nvPicPr>
+                  <pic:blipFill>
+                    <a:blip r:embed="rId7" cstate="print">
+                      <a:extLst>
+                        <a:ext uri="{28A0092B-C50C-407E-A947-70E740481C1C}">
+                          <a14:useLocalDpi xmlns:a14="http://schemas.microsoft.com/office/drawing/2010/main" val="0"/>
+                        </a:ext>
+                      </a:extLst>
+                    </a:blip>
+                    <a:srcRect/>
+                    <a:stretch>
+                      <a:fillRect/>
+                    </a:stretch>
+                  </pic:blipFill>
+                  <pic:spPr bwMode="auto">
+                    <a:xfrm>
+                      <a:off x="0" y="0"/>
+                      <a:ext cx="1303020" cy="730250"/>
+                    </a:xfrm>
+                    <a:prstGeom prst="rect">
+                      <a:avLst/>
+                    </a:prstGeom>
+                    <a:noFill/>
+                    <a:ln>
+                      <a:noFill/>
+                    </a:ln>
+                  </pic:spPr>
+                </pic:pic>
+              </a:graphicData>
+            </a:graphic>
+          </wp:anchor>
+        </w:drawing>
+      </w:r>
+      <w:r>
+        <w:rPr>
           <w:rFonts w:ascii="Cambria" w:eastAsia="Cambria" w:hAnsi="Cambria" w:cs="Cambria"/>
           <w:color w:val="231F20"/>
           <w:sz w:val="20"/>
@@ -4200,6 +4378,12 @@
           <w:sz w:val="20"/>
         </w:rPr>
         <w:t>will launch police report for any suspicious illegal activity found.</w:t>
+      </w:r>
+      <w:r>
+        <w:rPr>
+          <w:noProof/>
+        </w:rPr>
+        <w:t xml:space="preserve"> </w:t>
       </w:r>
     </w:p>
     <w:p>
@@ -4377,6 +4561,7 @@
         </w:rPr>
         <w:t xml:space="preserve"> </w:t>
       </w:r>
+      <w:proofErr w:type="gramStart"/>
       <w:r>
         <w:rPr>
           <w:rFonts w:ascii="Cambria" w:eastAsia="Cambria" w:hAnsi="Cambria" w:cs="Cambria"/>
@@ -4384,7 +4569,17 @@
           <w:spacing w:val="-2"/>
           <w:sz w:val="20"/>
         </w:rPr>
-        <w:t>premise,</w:t>
+        <w:t>premise</w:t>
+      </w:r>
+      <w:proofErr w:type="gramEnd"/>
+      <w:r>
+        <w:rPr>
+          <w:rFonts w:ascii="Cambria" w:eastAsia="Cambria" w:hAnsi="Cambria" w:cs="Cambria"/>
+          <w:color w:val="231F20"/>
+          <w:spacing w:val="-2"/>
+          <w:sz w:val="20"/>
+        </w:rPr>
+        <w:t>,</w:t>
       </w:r>
     </w:p>
     <w:p>
@@ -4453,6 +4648,8 @@
           <w:szCs w:val="20"/>
         </w:rPr>
       </w:pPr>
+      <w:bookmarkStart w:id="0" w:name="NNF_1_8352_251_20_0_B"/>
+      <w:proofErr w:type="gramStart"/>
       <w:r>
         <w:rPr>
           <w:rFonts w:ascii="Cambria" w:eastAsia="Cambria" w:hAnsi="Cambria" w:cs="Cambria"/>
@@ -4482,6 +4679,7 @@
         </w:rPr>
         <w:t>:</w:t>
       </w:r>
+      <w:proofErr w:type="gramEnd"/>
       <w:r>
         <w:rPr>
           <w:rFonts w:ascii="Cambria" w:eastAsia="Cambria" w:hAnsi="Cambria" w:cs="Cambria"/>
@@ -4500,18 +4698,9 @@
           <w:sz w:val="20"/>
           <w:szCs w:val="20"/>
         </w:rPr>
-        <w:t>DI CHIA SENG</w:t>
-      </w:r>
-      <w:r>
-        <w:rPr>
-          <w:rFonts w:ascii="Cambria" w:eastAsia="Cambria" w:hAnsi="Cambria" w:cs="Cambria"/>
-          <w:b/>
-          <w:spacing w:val="-10"/>
-          <w:sz w:val="20"/>
-          <w:szCs w:val="20"/>
-        </w:rPr>
-        <w:t xml:space="preserve"> </w:t>
-      </w:r>
+        <w:t xml:space="preserve">{{tenant_name}} </w:t>
+      </w:r>
+      <w:bookmarkEnd w:id="0"/>
     </w:p>
     <w:p>
       <w:pPr>
@@ -4523,6 +4712,69 @@
           <w:sz w:val="20"/>
         </w:rPr>
       </w:pPr>
+      <w:bookmarkStart w:id="1" w:name="NNF_2_8352_251_20_0_B"/>
+      <w:r>
+        <w:rPr>
+          <w:noProof/>
+        </w:rPr>
+        <w:drawing>
+          <wp:anchor distT="0" distB="0" distL="114300" distR="114300" simplePos="0" relativeHeight="251662336" behindDoc="1" locked="0" layoutInCell="1" allowOverlap="1" wp14:anchorId="06204A7B" wp14:editId="15BF1520">
+            <wp:simplePos x="0" y="0"/>
+            <wp:positionH relativeFrom="column">
+              <wp:posOffset>4185557</wp:posOffset>
+            </wp:positionH>
+            <wp:positionV relativeFrom="page">
+              <wp:posOffset>8371114</wp:posOffset>
+            </wp:positionV>
+            <wp:extent cx="1303020" cy="730250"/>
+            <wp:effectExtent l="0" t="0" r="0" b="0"/>
+            <wp:wrapNone/>
+            <wp:docPr id="891031437" name="Picture 1"/>
+            <wp:cNvGraphicFramePr>
+              <a:graphicFrameLocks xmlns:a="http://schemas.openxmlformats.org/drawingml/2006/main" noChangeAspect="1"/>
+            </wp:cNvGraphicFramePr>
+            <a:graphic xmlns:a="http://schemas.openxmlformats.org/drawingml/2006/main">
+              <a:graphicData uri="http://schemas.openxmlformats.org/drawingml/2006/picture">
+                <pic:pic xmlns:pic="http://schemas.openxmlformats.org/drawingml/2006/picture">
+                  <pic:nvPicPr>
+                    <pic:cNvPr id="263861726" name="Picture 1"/>
+                    <pic:cNvPicPr>
+                      <a:picLocks noChangeAspect="1"/>
+                    </pic:cNvPicPr>
+                  </pic:nvPicPr>
+                  <pic:blipFill>
+                    <a:blip r:embed="rId7" cstate="print">
+                      <a:extLst>
+                        <a:ext uri="{28A0092B-C50C-407E-A947-70E740481C1C}">
+                          <a14:useLocalDpi xmlns:a14="http://schemas.microsoft.com/office/drawing/2010/main" val="0"/>
+                        </a:ext>
+                      </a:extLst>
+                    </a:blip>
+                    <a:srcRect/>
+                    <a:stretch>
+                      <a:fillRect/>
+                    </a:stretch>
+                  </pic:blipFill>
+                  <pic:spPr bwMode="auto">
+                    <a:xfrm>
+                      <a:off x="0" y="0"/>
+                      <a:ext cx="1303020" cy="730250"/>
+                    </a:xfrm>
+                    <a:prstGeom prst="rect">
+                      <a:avLst/>
+                    </a:prstGeom>
+                    <a:noFill/>
+                    <a:ln>
+                      <a:noFill/>
+                    </a:ln>
+                  </pic:spPr>
+                </pic:pic>
+              </a:graphicData>
+            </a:graphic>
+          </wp:anchor>
+        </w:drawing>
+      </w:r>
+      <w:proofErr w:type="gramStart"/>
       <w:r>
         <w:rPr>
           <w:rFonts w:ascii="Cambria" w:eastAsia="Cambria" w:hAnsi="Cambria" w:cs="Cambria"/>
@@ -4560,40 +4812,105 @@
           <w:sz w:val="20"/>
           <w:szCs w:val="20"/>
         </w:rPr>
-        <w:t>961004-01-5879</w:t>
-      </w:r>
+        <w:t>{{</w:t>
+      </w:r>
+      <w:proofErr w:type="gramEnd"/>
+      <w:r>
+        <w:rPr>
+          <w:rFonts w:ascii="Cambria" w:eastAsia="Cambria" w:hAnsi="Cambria" w:cs="Cambria"/>
+          <w:b/>
+          <w:spacing w:val="-10"/>
+          <w:sz w:val="20"/>
+          <w:szCs w:val="20"/>
+        </w:rPr>
+        <w:t>tenant_id}}</w:t>
+      </w:r>
+      <w:bookmarkEnd w:id="1"/>
     </w:p>
     <w:sectPr>
-      <w:headerReference w:type="first" r:id="rIdNestHeader"/>
+      <w:headerReference w:type="first" r:id="rId8"/>
       <w:pgSz w:w="12240" w:h="15840"/>
       <w:pgMar w:top="1440" w:right="1800" w:bottom="1440" w:left="1800" w:header="1300" w:footer="720" w:gutter="0"/>
       <w:cols w:space="720"/>
+      <w:titlePg/>
       <w:docGrid w:linePitch="360"/>
-      <w:titlePg/>
     </w:sectPr>
   </w:body>
 </w:document>
 </file>
 
-<file path=word/nest-header.xml><?xml version="1.0" encoding="utf-8"?>
-<w:hdr xmlns:m="http://schemas.openxmlformats.org/officeDocument/2006/math" xmlns:mc="http://schemas.openxmlformats.org/markup-compatibility/2006" xmlns:mo="http://schemas.microsoft.com/office/mac/office/2008/main" xmlns:mv="urn:schemas-microsoft-com:mac:vml" xmlns:o="urn:schemas-microsoft-com:office:office" xmlns:r="http://schemas.openxmlformats.org/officeDocument/2006/relationships" xmlns:v="urn:schemas-microsoft-com:vml" xmlns:w10="urn:schemas-microsoft-com:office:word" xmlns:w14="http://schemas.microsoft.com/office/word/2010/wordml" xmlns:w="http://schemas.openxmlformats.org/wordprocessingml/2006/main" xmlns:wne="http://schemas.microsoft.com/office/word/2006/wordml" xmlns:wp14="http://schemas.microsoft.com/office/word/2010/wordprocessingDrawing" xmlns:wp="http://schemas.openxmlformats.org/drawingml/2006/wordprocessingDrawing" xmlns:wpc="http://schemas.microsoft.com/office/word/2010/wordprocessingCanvas" xmlns:wpg="http://schemas.microsoft.com/office/word/2010/wordprocessingGroup" xmlns:wpi="http://schemas.microsoft.com/office/word/2010/wordprocessingInk" xmlns:wps="http://schemas.microsoft.com/office/word/2010/wordprocessingShape" mc:Ignorable="w14 wp14">
+<file path=word/endnotes.xml><?xml version="1.0" encoding="utf-8"?>
+<w:endnotes xmlns:wpc="http://schemas.microsoft.com/office/word/2010/wordprocessingCanvas" xmlns:cx="http://schemas.microsoft.com/office/drawing/2014/chartex" xmlns:cx1="http://schemas.microsoft.com/office/drawing/2015/9/8/chartex" xmlns:cx2="http://schemas.microsoft.com/office/drawing/2015/10/21/chartex" xmlns:cx3="http://schemas.microsoft.com/office/drawing/2016/5/9/chartex" xmlns:cx4="http://schemas.microsoft.com/office/drawing/2016/5/10/chartex" xmlns:cx5="http://schemas.microsoft.com/office/drawing/2016/5/11/chartex" xmlns:cx6="http://schemas.microsoft.com/office/drawing/2016/5/12/chartex" xmlns:cx7="http://schemas.microsoft.com/office/drawing/2016/5/13/chartex" xmlns:cx8="http://schemas.microsoft.com/office/drawing/2016/5/14/chartex" xmlns:mc="http://schemas.openxmlformats.org/markup-compatibility/2006" xmlns:aink="http://schemas.microsoft.com/office/drawing/2016/ink" xmlns:am3d="http://schemas.microsoft.com/office/drawing/2017/model3d" xmlns:o="urn:schemas-microsoft-com:office:office" xmlns:oel="http://schemas.microsoft.com/office/2019/extlst" xmlns:r="http://schemas.openxmlformats.org/officeDocument/2006/relationships" xmlns:m="http://schemas.openxmlformats.org/officeDocument/2006/math" xmlns:v="urn:schemas-microsoft-com:vml" xmlns:wp14="http://schemas.microsoft.com/office/word/2010/wordprocessingDrawing" xmlns:wp="http://schemas.openxmlformats.org/drawingml/2006/wordprocessingDrawing" xmlns:w10="urn:schemas-microsoft-com:office:word" xmlns:w="http://schemas.openxmlformats.org/wordprocessingml/2006/main" xmlns:w14="http://schemas.microsoft.com/office/word/2010/wordml" xmlns:w15="http://schemas.microsoft.com/office/word/2012/wordml" xmlns:w16cex="http://schemas.microsoft.com/office/word/2018/wordml/cex" xmlns:w16cid="http://schemas.microsoft.com/office/word/2016/wordml/cid" xmlns:w16="http://schemas.microsoft.com/office/word/2018/wordml" xmlns:w16du="http://schemas.microsoft.com/office/word/2023/wordml/word16du" xmlns:w16sdtdh="http://schemas.microsoft.com/office/word/2020/wordml/sdtdatahash" xmlns:w16sdtfl="http://schemas.microsoft.com/office/word/2024/wordml/sdtformatlock" xmlns:w16se="http://schemas.microsoft.com/office/word/2015/wordml/symex" xmlns:wpg="http://schemas.microsoft.com/office/word/2010/wordprocessingGroup" xmlns:wpi="http://schemas.microsoft.com/office/word/2010/wordprocessingInk" xmlns:wne="http://schemas.microsoft.com/office/word/2006/wordml" xmlns:wps="http://schemas.microsoft.com/office/word/2010/wordprocessingShape" mc:Ignorable="w14 w15 w16se w16cid w16 w16cex w16sdtdh w16sdtfl w16du wp14">
+  <w:endnote w:type="separator" w:id="-1">
+    <w:p>
+      <w:pPr>
+        <w:spacing w:after="0" w:line="240" w:lineRule="auto"/>
+      </w:pPr>
+      <w:r>
+        <w:separator/>
+      </w:r>
+    </w:p>
+  </w:endnote>
+  <w:endnote w:type="continuationSeparator" w:id="0">
+    <w:p>
+      <w:pPr>
+        <w:spacing w:after="0" w:line="240" w:lineRule="auto"/>
+      </w:pPr>
+      <w:r>
+        <w:continuationSeparator/>
+      </w:r>
+    </w:p>
+  </w:endnote>
+</w:endnotes>
+</file>
+
+<file path=word/footnotes.xml><?xml version="1.0" encoding="utf-8"?>
+<w:footnotes xmlns:wpc="http://schemas.microsoft.com/office/word/2010/wordprocessingCanvas" xmlns:cx="http://schemas.microsoft.com/office/drawing/2014/chartex" xmlns:cx1="http://schemas.microsoft.com/office/drawing/2015/9/8/chartex" xmlns:cx2="http://schemas.microsoft.com/office/drawing/2015/10/21/chartex" xmlns:cx3="http://schemas.microsoft.com/office/drawing/2016/5/9/chartex" xmlns:cx4="http://schemas.microsoft.com/office/drawing/2016/5/10/chartex" xmlns:cx5="http://schemas.microsoft.com/office/drawing/2016/5/11/chartex" xmlns:cx6="http://schemas.microsoft.com/office/drawing/2016/5/12/chartex" xmlns:cx7="http://schemas.microsoft.com/office/drawing/2016/5/13/chartex" xmlns:cx8="http://schemas.microsoft.com/office/drawing/2016/5/14/chartex" xmlns:mc="http://schemas.openxmlformats.org/markup-compatibility/2006" xmlns:aink="http://schemas.microsoft.com/office/drawing/2016/ink" xmlns:am3d="http://schemas.microsoft.com/office/drawing/2017/model3d" xmlns:o="urn:schemas-microsoft-com:office:office" xmlns:oel="http://schemas.microsoft.com/office/2019/extlst" xmlns:r="http://schemas.openxmlformats.org/officeDocument/2006/relationships" xmlns:m="http://schemas.openxmlformats.org/officeDocument/2006/math" xmlns:v="urn:schemas-microsoft-com:vml" xmlns:wp14="http://schemas.microsoft.com/office/word/2010/wordprocessingDrawing" xmlns:wp="http://schemas.openxmlformats.org/drawingml/2006/wordprocessingDrawing" xmlns:w10="urn:schemas-microsoft-com:office:word" xmlns:w="http://schemas.openxmlformats.org/wordprocessingml/2006/main" xmlns:w14="http://schemas.microsoft.com/office/word/2010/wordml" xmlns:w15="http://schemas.microsoft.com/office/word/2012/wordml" xmlns:w16cex="http://schemas.microsoft.com/office/word/2018/wordml/cex" xmlns:w16cid="http://schemas.microsoft.com/office/word/2016/wordml/cid" xmlns:w16="http://schemas.microsoft.com/office/word/2018/wordml" xmlns:w16du="http://schemas.microsoft.com/office/word/2023/wordml/word16du" xmlns:w16sdtdh="http://schemas.microsoft.com/office/word/2020/wordml/sdtdatahash" xmlns:w16sdtfl="http://schemas.microsoft.com/office/word/2024/wordml/sdtformatlock" xmlns:w16se="http://schemas.microsoft.com/office/word/2015/wordml/symex" xmlns:wpg="http://schemas.microsoft.com/office/word/2010/wordprocessingGroup" xmlns:wpi="http://schemas.microsoft.com/office/word/2010/wordprocessingInk" xmlns:wne="http://schemas.microsoft.com/office/word/2006/wordml" xmlns:wps="http://schemas.microsoft.com/office/word/2010/wordprocessingShape" mc:Ignorable="w14 w15 w16se w16cid w16 w16cex w16sdtdh w16sdtfl w16du wp14">
+  <w:footnote w:type="separator" w:id="-1">
+    <w:p>
+      <w:pPr>
+        <w:spacing w:after="0" w:line="240" w:lineRule="auto"/>
+      </w:pPr>
+      <w:r>
+        <w:separator/>
+      </w:r>
+    </w:p>
+  </w:footnote>
+  <w:footnote w:type="continuationSeparator" w:id="0">
+    <w:p>
+      <w:pPr>
+        <w:spacing w:after="0" w:line="240" w:lineRule="auto"/>
+      </w:pPr>
+      <w:r>
+        <w:continuationSeparator/>
+      </w:r>
+    </w:p>
+  </w:footnote>
+</w:footnotes>
+</file>
+
+<file path=word/header1.xml><?xml version="1.0" encoding="utf-8"?>
+<w:hdr xmlns:wpc="http://schemas.microsoft.com/office/word/2010/wordprocessingCanvas" xmlns:cx="http://schemas.microsoft.com/office/drawing/2014/chartex" xmlns:cx1="http://schemas.microsoft.com/office/drawing/2015/9/8/chartex" xmlns:cx2="http://schemas.microsoft.com/office/drawing/2015/10/21/chartex" xmlns:cx3="http://schemas.microsoft.com/office/drawing/2016/5/9/chartex" xmlns:cx4="http://schemas.microsoft.com/office/drawing/2016/5/10/chartex" xmlns:cx5="http://schemas.microsoft.com/office/drawing/2016/5/11/chartex" xmlns:cx6="http://schemas.microsoft.com/office/drawing/2016/5/12/chartex" xmlns:cx7="http://schemas.microsoft.com/office/drawing/2016/5/13/chartex" xmlns:cx8="http://schemas.microsoft.com/office/drawing/2016/5/14/chartex" xmlns:mc="http://schemas.openxmlformats.org/markup-compatibility/2006" xmlns:aink="http://schemas.microsoft.com/office/drawing/2016/ink" xmlns:am3d="http://schemas.microsoft.com/office/drawing/2017/model3d" xmlns:o="urn:schemas-microsoft-com:office:office" xmlns:oel="http://schemas.microsoft.com/office/2019/extlst" xmlns:r="http://schemas.openxmlformats.org/officeDocument/2006/relationships" xmlns:m="http://schemas.openxmlformats.org/officeDocument/2006/math" xmlns:v="urn:schemas-microsoft-com:vml" xmlns:wp14="http://schemas.microsoft.com/office/word/2010/wordprocessingDrawing" xmlns:wp="http://schemas.openxmlformats.org/drawingml/2006/wordprocessingDrawing" xmlns:w10="urn:schemas-microsoft-com:office:word" xmlns:w="http://schemas.openxmlformats.org/wordprocessingml/2006/main" xmlns:w14="http://schemas.microsoft.com/office/word/2010/wordml" xmlns:w15="http://schemas.microsoft.com/office/word/2012/wordml" xmlns:w16cex="http://schemas.microsoft.com/office/word/2018/wordml/cex" xmlns:w16cid="http://schemas.microsoft.com/office/word/2016/wordml/cid" xmlns:w16="http://schemas.microsoft.com/office/word/2018/wordml" xmlns:w16du="http://schemas.microsoft.com/office/word/2023/wordml/word16du" xmlns:w16sdtdh="http://schemas.microsoft.com/office/word/2020/wordml/sdtdatahash" xmlns:w16sdtfl="http://schemas.microsoft.com/office/word/2024/wordml/sdtformatlock" xmlns:w16se="http://schemas.microsoft.com/office/word/2015/wordml/symex" xmlns:wpg="http://schemas.microsoft.com/office/word/2010/wordprocessingGroup" xmlns:wpi="http://schemas.microsoft.com/office/word/2010/wordprocessingInk" xmlns:wne="http://schemas.microsoft.com/office/word/2006/wordml" xmlns:wps="http://schemas.microsoft.com/office/word/2010/wordprocessingShape" mc:Ignorable="w14 w15 w16se w16cid w16 w16cex w16sdtdh w16sdtfl w16du wp14">
   <w:p>
     <w:pPr>
-      <w:pStyle w:val="Header"/>
       <w:spacing w:after="200"/>
       <w:jc w:val="center"/>
     </w:pPr>
     <w:r>
+      <w:rPr>
+        <w:noProof/>
+      </w:rPr>
       <w:drawing>
-        <wp:inline xmlns:a="http://schemas.openxmlformats.org/drawingml/2006/main" xmlns:pic="http://schemas.openxmlformats.org/drawingml/2006/picture">
+        <wp:inline distT="0" distB="0" distL="0" distR="0" wp14:anchorId="67FF2FA7" wp14:editId="43D41227">
           <wp:extent cx="889000" cy="762000"/>
+          <wp:effectExtent l="0" t="0" r="0" b="0"/>
           <wp:docPr id="1" name="Picture 1"/>
           <wp:cNvGraphicFramePr>
-            <a:graphicFrameLocks noChangeAspect="1"/>
+            <a:graphicFrameLocks xmlns:a="http://schemas.openxmlformats.org/drawingml/2006/main" noChangeAspect="1"/>
           </wp:cNvGraphicFramePr>
-          <a:graphic>
+          <a:graphic xmlns:a="http://schemas.openxmlformats.org/drawingml/2006/main">
             <a:graphicData uri="http://schemas.openxmlformats.org/drawingml/2006/picture">
-              <pic:pic>
+              <pic:pic xmlns:pic="http://schemas.openxmlformats.org/drawingml/2006/picture">
                 <pic:nvPicPr>
                   <pic:cNvPr id="0" name="business_card.jpg"/>
                   <pic:cNvPicPr/>
@@ -4610,7 +4927,9 @@
                     <a:off x="0" y="0"/>
                     <a:ext cx="889000" cy="762000"/>
                   </a:xfrm>
-                  <a:prstGeom prst="rect"/>
+                  <a:prstGeom prst="rect">
+                    <a:avLst/>
+                  </a:prstGeom>
                 </pic:spPr>
               </pic:pic>
             </a:graphicData>
@@ -4625,30 +4944,16 @@
       <w:jc w:val="center"/>
     </w:pPr>
     <w:bookmarkStart w:id="2" w:name="NestHeader_name"/>
+    <w:bookmarkStart w:id="3" w:name="NNF_3_8640_272_22_1_S"/>
     <w:r>
       <w:rPr>
         <w:rFonts w:ascii="Arial" w:hAnsi="Arial"/>
         <w:b/>
         <w:sz w:val="22"/>
       </w:rPr>
-      <w:t>NEST &amp; NOOK PROPERTY CARE</w:t>
+      <w:t>{{company.name}}</w:t>
     </w:r>
     <w:bookmarkEnd w:id="2"/>
-  </w:p>
-  <w:p>
-    <w:pPr>
-      <w:spacing w:after="40" w:line="240" w:lineRule="auto"/>
-      <w:jc w:val="center"/>
-    </w:pPr>
-    <w:bookmarkStart w:id="3" w:name="NestHeader_registration"/>
-    <w:r>
-      <w:rPr>
-        <w:rFonts w:ascii="Arial" w:hAnsi="Arial"/>
-        <w:b/>
-        <w:sz w:val="24"/>
-      </w:rPr>
-      <w:t>202603156166 (KT0615852-M)</w:t>
-    </w:r>
     <w:bookmarkEnd w:id="3"/>
   </w:p>
   <w:p>
@@ -4656,45 +4961,113 @@
       <w:spacing w:after="40" w:line="240" w:lineRule="auto"/>
       <w:jc w:val="center"/>
     </w:pPr>
-    <w:bookmarkStart w:id="4" w:name="NestHeader_address"/>
+    <w:bookmarkStart w:id="4" w:name="NestHeader_registration"/>
+    <w:bookmarkStart w:id="5" w:name="NNF_4_8640_294_24_1_S"/>
+    <w:r>
+      <w:rPr>
+        <w:rFonts w:ascii="Arial" w:hAnsi="Arial"/>
+        <w:b/>
+      </w:rPr>
+      <w:t>{{</w:t>
+    </w:r>
+    <w:proofErr w:type="gramStart"/>
+    <w:r>
+      <w:rPr>
+        <w:rFonts w:ascii="Arial" w:hAnsi="Arial"/>
+        <w:b/>
+      </w:rPr>
+      <w:t>company.registration</w:t>
+    </w:r>
+    <w:proofErr w:type="gramEnd"/>
+    <w:r>
+      <w:rPr>
+        <w:rFonts w:ascii="Arial" w:hAnsi="Arial"/>
+        <w:b/>
+      </w:rPr>
+      <w:t>}}</w:t>
+    </w:r>
+    <w:bookmarkEnd w:id="4"/>
+    <w:bookmarkEnd w:id="5"/>
+  </w:p>
+  <w:p>
+    <w:pPr>
+      <w:spacing w:after="40" w:line="240" w:lineRule="auto"/>
+      <w:jc w:val="center"/>
+    </w:pPr>
+    <w:bookmarkStart w:id="6" w:name="NestHeader_address"/>
+    <w:bookmarkStart w:id="7" w:name="NNF_5_8640_260_21_1_T"/>
     <w:r>
       <w:rPr>
         <w:rFonts w:ascii="Times New Roman" w:hAnsi="Times New Roman"/>
         <w:b/>
         <w:sz w:val="21"/>
       </w:rPr>
-      <w:t>#16-03, Trellis Residences, 80100, J.B, Johor.</w:t>
+      <w:t>{{</w:t>
     </w:r>
-    <w:bookmarkEnd w:id="4"/>
+    <w:proofErr w:type="gramStart"/>
+    <w:r>
+      <w:rPr>
+        <w:rFonts w:ascii="Times New Roman" w:hAnsi="Times New Roman"/>
+        <w:b/>
+        <w:sz w:val="21"/>
+      </w:rPr>
+      <w:t>company.address</w:t>
+    </w:r>
+    <w:proofErr w:type="gramEnd"/>
+    <w:r>
+      <w:rPr>
+        <w:rFonts w:ascii="Times New Roman" w:hAnsi="Times New Roman"/>
+        <w:b/>
+        <w:sz w:val="21"/>
+      </w:rPr>
+      <w:t>}}</w:t>
+    </w:r>
+    <w:bookmarkEnd w:id="6"/>
+    <w:bookmarkEnd w:id="7"/>
   </w:p>
   <w:p>
     <w:pPr>
       <w:spacing w:after="40" w:line="240" w:lineRule="auto"/>
       <w:jc w:val="center"/>
     </w:pPr>
-    <w:bookmarkStart w:id="5" w:name="NestHeader_phone"/>
+    <w:bookmarkStart w:id="8" w:name="NestHeader_phone"/>
+    <w:bookmarkStart w:id="9" w:name="NNF_6_8640_281_23_1_T"/>
     <w:r>
       <w:rPr>
         <w:rFonts w:ascii="Times New Roman" w:hAnsi="Times New Roman"/>
         <w:b/>
         <w:sz w:val="23"/>
       </w:rPr>
-      <w:t>TEL NO.: +60111-3380335</w:t>
+      <w:t>TEL NO</w:t>
     </w:r>
-    <w:bookmarkEnd w:id="5"/>
+    <w:proofErr w:type="gramStart"/>
+    <w:r>
+      <w:rPr>
+        <w:rFonts w:ascii="Times New Roman" w:hAnsi="Times New Roman"/>
+        <w:b/>
+        <w:sz w:val="23"/>
+      </w:rPr>
+      <w:t>.: {{company.phone</w:t>
+    </w:r>
+    <w:proofErr w:type="gramEnd"/>
+    <w:r>
+      <w:rPr>
+        <w:rFonts w:ascii="Times New Roman" w:hAnsi="Times New Roman"/>
+        <w:b/>
+        <w:sz w:val="23"/>
+      </w:rPr>
+      <w:t>}}</w:t>
+    </w:r>
+    <w:bookmarkEnd w:id="8"/>
+    <w:bookmarkEnd w:id="9"/>
   </w:p>
   <w:p>
     <w:pPr>
-      <w:spacing w:after="240" w:line="20" w:lineRule="exact"/>
       <w:pBdr>
         <w:bottom w:val="single" w:sz="4" w:space="1" w:color="000000"/>
       </w:pBdr>
+      <w:spacing w:after="240" w:line="20" w:lineRule="exact"/>
     </w:pPr>
-    <w:r>
-      <w:rPr>
-        <w:sz w:val="2"/>
-      </w:rPr>
-    </w:r>
   </w:p>
 </w:hdr>
 </file>

--- a/agreements/2. House Rules.docx
+++ b/agreements/2. House Rules.docx
@@ -504,16 +504,7 @@
           <w:color w:val="231F20"/>
           <w:sz w:val="20"/>
         </w:rPr>
-        <w:t xml:space="preserve">to </w:t>
-      </w:r>
-      <w:proofErr w:type="gramStart"/>
-      <w:r>
-        <w:rPr>
-          <w:rFonts w:ascii="Cambria" w:eastAsia="Cambria" w:hAnsi="Cambria" w:cs="Cambria"/>
-          <w:color w:val="231F20"/>
-          <w:sz w:val="20"/>
-        </w:rPr>
-        <w:t>be</w:t>
+        <w:t>to be</w:t>
       </w:r>
       <w:r>
         <w:rPr>
@@ -616,17 +607,7 @@
           <w:spacing w:val="-2"/>
           <w:sz w:val="20"/>
         </w:rPr>
-        <w:t>times</w:t>
-      </w:r>
-      <w:proofErr w:type="gramEnd"/>
-      <w:r>
-        <w:rPr>
-          <w:rFonts w:ascii="Cambria" w:eastAsia="Cambria" w:hAnsi="Cambria" w:cs="Cambria"/>
-          <w:color w:val="231F20"/>
-          <w:spacing w:val="-2"/>
-          <w:sz w:val="20"/>
-        </w:rPr>
-        <w:t>.</w:t>
+        <w:t>times.</w:t>
       </w:r>
     </w:p>
     <w:p>
@@ -782,7 +763,6 @@
         </w:rPr>
         <w:t xml:space="preserve"> </w:t>
       </w:r>
-      <w:proofErr w:type="gramStart"/>
       <w:r>
         <w:rPr>
           <w:rFonts w:ascii="Cambria" w:eastAsia="Cambria" w:hAnsi="Cambria" w:cs="Cambria"/>
@@ -791,7 +771,6 @@
         </w:rPr>
         <w:t>doors,</w:t>
       </w:r>
-      <w:proofErr w:type="gramEnd"/>
       <w:r>
         <w:rPr>
           <w:rFonts w:ascii="Cambria" w:eastAsia="Cambria" w:hAnsi="Cambria" w:cs="Cambria"/>
@@ -1266,7 +1245,6 @@
         </w:rPr>
         <w:t xml:space="preserve"> </w:t>
       </w:r>
-      <w:proofErr w:type="gramStart"/>
       <w:r>
         <w:rPr>
           <w:rFonts w:ascii="Cambria" w:eastAsia="Cambria" w:hAnsi="Cambria" w:cs="Cambria"/>
@@ -1274,17 +1252,7 @@
           <w:spacing w:val="-2"/>
           <w:sz w:val="20"/>
         </w:rPr>
-        <w:t>premise</w:t>
-      </w:r>
-      <w:proofErr w:type="gramEnd"/>
-      <w:r>
-        <w:rPr>
-          <w:rFonts w:ascii="Cambria" w:eastAsia="Cambria" w:hAnsi="Cambria" w:cs="Cambria"/>
-          <w:color w:val="231F20"/>
-          <w:spacing w:val="-2"/>
-          <w:sz w:val="20"/>
-        </w:rPr>
-        <w:t>.</w:t>
+        <w:t>premise.</w:t>
       </w:r>
     </w:p>
     <w:p>
@@ -2183,7 +2151,6 @@
         </w:rPr>
         <w:t xml:space="preserve"> </w:t>
       </w:r>
-      <w:proofErr w:type="gramStart"/>
       <w:r>
         <w:rPr>
           <w:rFonts w:ascii="Cambria" w:eastAsia="Cambria" w:hAnsi="Cambria" w:cs="Cambria"/>
@@ -2192,7 +2159,6 @@
         </w:rPr>
         <w:t>in</w:t>
       </w:r>
-      <w:proofErr w:type="gramEnd"/>
       <w:r>
         <w:rPr>
           <w:rFonts w:ascii="Cambria" w:eastAsia="Cambria" w:hAnsi="Cambria" w:cs="Cambria"/>
@@ -2219,7 +2185,6 @@
         </w:rPr>
         <w:t xml:space="preserve"> </w:t>
       </w:r>
-      <w:proofErr w:type="gramStart"/>
       <w:r>
         <w:rPr>
           <w:rFonts w:ascii="Cambria" w:eastAsia="Cambria" w:hAnsi="Cambria" w:cs="Cambria"/>
@@ -2227,17 +2192,7 @@
           <w:spacing w:val="-2"/>
           <w:sz w:val="20"/>
         </w:rPr>
-        <w:t>premise</w:t>
-      </w:r>
-      <w:proofErr w:type="gramEnd"/>
-      <w:r>
-        <w:rPr>
-          <w:rFonts w:ascii="Cambria" w:eastAsia="Cambria" w:hAnsi="Cambria" w:cs="Cambria"/>
-          <w:color w:val="231F20"/>
-          <w:spacing w:val="-2"/>
-          <w:sz w:val="20"/>
-        </w:rPr>
-        <w:t>.</w:t>
+        <w:t>premise.</w:t>
       </w:r>
     </w:p>
     <w:p>
@@ -2292,7 +2247,6 @@
         </w:rPr>
         <w:t xml:space="preserve"> </w:t>
       </w:r>
-      <w:proofErr w:type="gramStart"/>
       <w:r>
         <w:rPr>
           <w:rFonts w:ascii="Cambria" w:eastAsia="Cambria" w:hAnsi="Cambria" w:cs="Cambria"/>
@@ -2301,7 +2255,6 @@
         </w:rPr>
         <w:t>shall</w:t>
       </w:r>
-      <w:proofErr w:type="gramEnd"/>
       <w:r>
         <w:rPr>
           <w:rFonts w:ascii="Cambria" w:eastAsia="Cambria" w:hAnsi="Cambria" w:cs="Cambria"/>
@@ -2328,7 +2281,6 @@
         </w:rPr>
         <w:t xml:space="preserve"> </w:t>
       </w:r>
-      <w:proofErr w:type="gramStart"/>
       <w:r>
         <w:rPr>
           <w:rFonts w:ascii="Cambria" w:eastAsia="Cambria" w:hAnsi="Cambria" w:cs="Cambria"/>
@@ -2337,7 +2289,6 @@
         </w:rPr>
         <w:t>at</w:t>
       </w:r>
-      <w:proofErr w:type="gramEnd"/>
       <w:r>
         <w:rPr>
           <w:rFonts w:ascii="Cambria" w:eastAsia="Cambria" w:hAnsi="Cambria" w:cs="Cambria"/>
@@ -2432,7 +2383,6 @@
         </w:rPr>
         <w:t xml:space="preserve"> </w:t>
       </w:r>
-      <w:proofErr w:type="gramStart"/>
       <w:r>
         <w:rPr>
           <w:rFonts w:ascii="Cambria" w:eastAsia="Cambria" w:hAnsi="Cambria" w:cs="Cambria"/>
@@ -2441,7 +2391,6 @@
         </w:rPr>
         <w:t>and</w:t>
       </w:r>
-      <w:proofErr w:type="gramEnd"/>
       <w:r>
         <w:rPr>
           <w:rFonts w:ascii="Cambria" w:eastAsia="Cambria" w:hAnsi="Cambria" w:cs="Cambria"/>
@@ -2519,23 +2468,13 @@
         </w:rPr>
         <w:t xml:space="preserve"> </w:t>
       </w:r>
-      <w:proofErr w:type="gramStart"/>
-      <w:r>
-        <w:rPr>
-          <w:rFonts w:ascii="Cambria" w:eastAsia="Cambria" w:hAnsi="Cambria" w:cs="Cambria"/>
-          <w:color w:val="231F20"/>
-          <w:sz w:val="20"/>
-        </w:rPr>
-        <w:t>weekend</w:t>
-      </w:r>
-      <w:proofErr w:type="gramEnd"/>
-      <w:r>
-        <w:rPr>
-          <w:rFonts w:ascii="Cambria" w:eastAsia="Cambria" w:hAnsi="Cambria" w:cs="Cambria"/>
-          <w:color w:val="231F20"/>
-          <w:sz w:val="20"/>
-        </w:rPr>
-        <w:t>.</w:t>
+      <w:r>
+        <w:rPr>
+          <w:rFonts w:ascii="Cambria" w:eastAsia="Cambria" w:hAnsi="Cambria" w:cs="Cambria"/>
+          <w:color w:val="231F20"/>
+          <w:sz w:val="20"/>
+        </w:rPr>
+        <w:t>weekend.</w:t>
       </w:r>
       <w:r>
         <w:rPr>
@@ -3058,7 +2997,6 @@
         </w:rPr>
         <w:t xml:space="preserve"> </w:t>
       </w:r>
-      <w:proofErr w:type="gramStart"/>
       <w:r>
         <w:rPr>
           <w:rFonts w:ascii="Cambria" w:eastAsia="Cambria" w:hAnsi="Cambria" w:cs="Cambria"/>
@@ -3067,7 +3005,6 @@
         </w:rPr>
         <w:t>bring</w:t>
       </w:r>
-      <w:proofErr w:type="gramEnd"/>
       <w:r>
         <w:rPr>
           <w:rFonts w:ascii="Cambria" w:eastAsia="Cambria" w:hAnsi="Cambria" w:cs="Cambria"/>
@@ -3179,23 +3116,13 @@
         </w:rPr>
         <w:t xml:space="preserve"> </w:t>
       </w:r>
-      <w:proofErr w:type="gramStart"/>
-      <w:r>
-        <w:rPr>
-          <w:rFonts w:ascii="Cambria" w:eastAsia="Cambria" w:hAnsi="Cambria" w:cs="Cambria"/>
-          <w:color w:val="231F20"/>
-          <w:sz w:val="20"/>
-        </w:rPr>
-        <w:t>reptile</w:t>
-      </w:r>
-      <w:proofErr w:type="gramEnd"/>
-      <w:r>
-        <w:rPr>
-          <w:rFonts w:ascii="Cambria" w:eastAsia="Cambria" w:hAnsi="Cambria" w:cs="Cambria"/>
-          <w:color w:val="231F20"/>
-          <w:sz w:val="20"/>
-        </w:rPr>
-        <w:t>,</w:t>
+      <w:r>
+        <w:rPr>
+          <w:rFonts w:ascii="Cambria" w:eastAsia="Cambria" w:hAnsi="Cambria" w:cs="Cambria"/>
+          <w:color w:val="231F20"/>
+          <w:sz w:val="20"/>
+        </w:rPr>
+        <w:t>reptile,</w:t>
       </w:r>
       <w:r>
         <w:rPr>
@@ -3206,23 +3133,13 @@
         </w:rPr>
         <w:t xml:space="preserve"> </w:t>
       </w:r>
-      <w:proofErr w:type="gramStart"/>
-      <w:r>
-        <w:rPr>
-          <w:rFonts w:ascii="Cambria" w:eastAsia="Cambria" w:hAnsi="Cambria" w:cs="Cambria"/>
-          <w:color w:val="231F20"/>
-          <w:sz w:val="20"/>
-        </w:rPr>
-        <w:t>bird</w:t>
-      </w:r>
-      <w:proofErr w:type="gramEnd"/>
-      <w:r>
-        <w:rPr>
-          <w:rFonts w:ascii="Cambria" w:eastAsia="Cambria" w:hAnsi="Cambria" w:cs="Cambria"/>
-          <w:color w:val="231F20"/>
-          <w:sz w:val="20"/>
-        </w:rPr>
-        <w:t>,</w:t>
+      <w:r>
+        <w:rPr>
+          <w:rFonts w:ascii="Cambria" w:eastAsia="Cambria" w:hAnsi="Cambria" w:cs="Cambria"/>
+          <w:color w:val="231F20"/>
+          <w:sz w:val="20"/>
+        </w:rPr>
+        <w:t>bird,</w:t>
       </w:r>
       <w:r>
         <w:rPr>
@@ -3233,7 +3150,6 @@
         </w:rPr>
         <w:t xml:space="preserve"> </w:t>
       </w:r>
-      <w:proofErr w:type="gramStart"/>
       <w:r>
         <w:rPr>
           <w:rFonts w:ascii="Cambria" w:eastAsia="Cambria" w:hAnsi="Cambria" w:cs="Cambria"/>
@@ -3242,7 +3158,6 @@
         </w:rPr>
         <w:t>arachnid</w:t>
       </w:r>
-      <w:proofErr w:type="gramEnd"/>
       <w:r>
         <w:rPr>
           <w:rFonts w:ascii="Cambria" w:eastAsia="Cambria" w:hAnsi="Cambria" w:cs="Cambria"/>
@@ -3811,23 +3726,39 @@
           <w:color w:val="231F20"/>
           <w:sz w:val="20"/>
         </w:rPr>
-        <w:t xml:space="preserve">Cheryl </w:t>
-      </w:r>
-      <w:proofErr w:type="gramStart"/>
+        <w:t>Cheryl Pua</w:t>
+      </w:r>
       <w:r>
         <w:rPr>
           <w:rFonts w:ascii="Cambria" w:eastAsia="Cambria" w:hAnsi="Cambria" w:cs="Cambria"/>
           <w:b/>
           <w:color w:val="231F20"/>
-          <w:sz w:val="20"/>
-        </w:rPr>
-        <w:t>Pua</w:t>
+          <w:spacing w:val="-2"/>
+          <w:sz w:val="20"/>
+        </w:rPr>
+        <w:t xml:space="preserve"> </w:t>
       </w:r>
       <w:r>
         <w:rPr>
           <w:rFonts w:ascii="Cambria" w:eastAsia="Cambria" w:hAnsi="Cambria" w:cs="Cambria"/>
           <w:b/>
           <w:color w:val="231F20"/>
+          <w:sz w:val="20"/>
+        </w:rPr>
+        <w:t xml:space="preserve">@0167015008 </w:t>
+      </w:r>
+      <w:r>
+        <w:rPr>
+          <w:rFonts w:ascii="Cambria" w:eastAsia="Cambria" w:hAnsi="Cambria" w:cs="Cambria"/>
+          <w:color w:val="231F20"/>
+          <w:sz w:val="20"/>
+        </w:rPr>
+        <w:t xml:space="preserve">or </w:t>
+      </w:r>
+      <w:r>
+        <w:rPr>
+          <w:rFonts w:ascii="Cambria" w:eastAsia="Cambria" w:hAnsi="Cambria" w:cs="Cambria"/>
+          <w:color w:val="231F20"/>
           <w:spacing w:val="-2"/>
           <w:sz w:val="20"/>
         </w:rPr>
@@ -3838,58 +3769,10 @@
           <w:rFonts w:ascii="Cambria" w:eastAsia="Cambria" w:hAnsi="Cambria" w:cs="Cambria"/>
           <w:b/>
           <w:color w:val="231F20"/>
-          <w:sz w:val="20"/>
-        </w:rPr>
-        <w:t>@</w:t>
-      </w:r>
-      <w:proofErr w:type="gramEnd"/>
-      <w:r>
-        <w:rPr>
-          <w:rFonts w:ascii="Cambria" w:eastAsia="Cambria" w:hAnsi="Cambria" w:cs="Cambria"/>
-          <w:b/>
-          <w:color w:val="231F20"/>
-          <w:sz w:val="20"/>
-        </w:rPr>
-        <w:t xml:space="preserve">0167015008 </w:t>
-      </w:r>
-      <w:proofErr w:type="gramStart"/>
-      <w:r>
-        <w:rPr>
-          <w:rFonts w:ascii="Cambria" w:eastAsia="Cambria" w:hAnsi="Cambria" w:cs="Cambria"/>
-          <w:color w:val="231F20"/>
-          <w:sz w:val="20"/>
-        </w:rPr>
-        <w:t xml:space="preserve">or </w:t>
-      </w:r>
-      <w:r>
-        <w:rPr>
-          <w:rFonts w:ascii="Cambria" w:eastAsia="Cambria" w:hAnsi="Cambria" w:cs="Cambria"/>
-          <w:color w:val="231F20"/>
           <w:spacing w:val="-2"/>
           <w:sz w:val="20"/>
         </w:rPr>
-        <w:t xml:space="preserve"> </w:t>
-      </w:r>
-      <w:r>
-        <w:rPr>
-          <w:rFonts w:ascii="Cambria" w:eastAsia="Cambria" w:hAnsi="Cambria" w:cs="Cambria"/>
-          <w:b/>
-          <w:color w:val="231F20"/>
-          <w:spacing w:val="-2"/>
-          <w:sz w:val="20"/>
-        </w:rPr>
-        <w:t>Vivian</w:t>
-      </w:r>
-      <w:proofErr w:type="gramEnd"/>
-      <w:r>
-        <w:rPr>
-          <w:rFonts w:ascii="Cambria" w:eastAsia="Cambria" w:hAnsi="Cambria" w:cs="Cambria"/>
-          <w:b/>
-          <w:color w:val="231F20"/>
-          <w:spacing w:val="-2"/>
-          <w:sz w:val="20"/>
-        </w:rPr>
-        <w:t xml:space="preserve"> @0199496075.</w:t>
+        <w:t>Vivian @0199496075.</w:t>
       </w:r>
     </w:p>
     <w:p>
@@ -3919,67 +3802,6 @@
       </w:pPr>
       <w:r>
         <w:rPr>
-          <w:noProof/>
-        </w:rPr>
-        <w:drawing>
-          <wp:anchor distT="0" distB="0" distL="114300" distR="114300" simplePos="0" relativeHeight="251657216" behindDoc="1" locked="0" layoutInCell="1" allowOverlap="1" wp14:anchorId="0C14A174" wp14:editId="7235382B">
-            <wp:simplePos x="0" y="0"/>
-            <wp:positionH relativeFrom="column">
-              <wp:posOffset>3891643</wp:posOffset>
-            </wp:positionH>
-            <wp:positionV relativeFrom="page">
-              <wp:posOffset>9051471</wp:posOffset>
-            </wp:positionV>
-            <wp:extent cx="1303020" cy="730250"/>
-            <wp:effectExtent l="0" t="0" r="0" b="0"/>
-            <wp:wrapNone/>
-            <wp:docPr id="263861726" name="Picture 1"/>
-            <wp:cNvGraphicFramePr>
-              <a:graphicFrameLocks xmlns:a="http://schemas.openxmlformats.org/drawingml/2006/main" noChangeAspect="1"/>
-            </wp:cNvGraphicFramePr>
-            <a:graphic xmlns:a="http://schemas.openxmlformats.org/drawingml/2006/main">
-              <a:graphicData uri="http://schemas.openxmlformats.org/drawingml/2006/picture">
-                <pic:pic xmlns:pic="http://schemas.openxmlformats.org/drawingml/2006/picture">
-                  <pic:nvPicPr>
-                    <pic:cNvPr id="263861726" name="Picture 1"/>
-                    <pic:cNvPicPr>
-                      <a:picLocks noChangeAspect="1"/>
-                    </pic:cNvPicPr>
-                  </pic:nvPicPr>
-                  <pic:blipFill>
-                    <a:blip r:embed="rId7" cstate="print">
-                      <a:extLst>
-                        <a:ext uri="{28A0092B-C50C-407E-A947-70E740481C1C}">
-                          <a14:useLocalDpi xmlns:a14="http://schemas.microsoft.com/office/drawing/2010/main" val="0"/>
-                        </a:ext>
-                      </a:extLst>
-                    </a:blip>
-                    <a:srcRect/>
-                    <a:stretch>
-                      <a:fillRect/>
-                    </a:stretch>
-                  </pic:blipFill>
-                  <pic:spPr bwMode="auto">
-                    <a:xfrm>
-                      <a:off x="0" y="0"/>
-                      <a:ext cx="1303020" cy="730250"/>
-                    </a:xfrm>
-                    <a:prstGeom prst="rect">
-                      <a:avLst/>
-                    </a:prstGeom>
-                    <a:noFill/>
-                    <a:ln>
-                      <a:noFill/>
-                    </a:ln>
-                  </pic:spPr>
-                </pic:pic>
-              </a:graphicData>
-            </a:graphic>
-          </wp:anchor>
-        </w:drawing>
-      </w:r>
-      <w:r>
-        <w:rPr>
           <w:rFonts w:ascii="Cambria" w:eastAsia="Cambria" w:hAnsi="Cambria" w:cs="Cambria"/>
           <w:color w:val="231F20"/>
           <w:sz w:val="20"/>
@@ -4389,25 +4211,13 @@
     <w:p>
       <w:pPr>
         <w:spacing w:before="162" w:after="0" w:line="240" w:lineRule="auto"/>
-        <w:ind w:left="169"/>
+        <w:ind w:firstLine="169"/>
         <w:jc w:val="both"/>
         <w:rPr>
           <w:rFonts w:ascii="Cambria" w:eastAsia="Cambria" w:hAnsi="Cambria" w:cs="Cambria"/>
-          <w:color w:val="231F20"/>
           <w:sz w:val="20"/>
         </w:rPr>
       </w:pPr>
-    </w:p>
-    <w:p>
-      <w:pPr>
-        <w:spacing w:before="162" w:after="0" w:line="240" w:lineRule="auto"/>
-        <w:ind w:left="169"/>
-        <w:jc w:val="both"/>
-        <w:rPr>
-          <w:rFonts w:ascii="Cambria" w:eastAsia="Cambria" w:hAnsi="Cambria" w:cs="Cambria"/>
-          <w:sz w:val="20"/>
-        </w:rPr>
-      </w:pPr>
       <w:r>
         <w:rPr>
           <w:rFonts w:ascii="Cambria" w:eastAsia="Cambria" w:hAnsi="Cambria" w:cs="Cambria"/>
@@ -4561,7 +4371,6 @@
         </w:rPr>
         <w:t xml:space="preserve"> </w:t>
       </w:r>
-      <w:proofErr w:type="gramStart"/>
       <w:r>
         <w:rPr>
           <w:rFonts w:ascii="Cambria" w:eastAsia="Cambria" w:hAnsi="Cambria" w:cs="Cambria"/>
@@ -4569,17 +4378,7 @@
           <w:spacing w:val="-2"/>
           <w:sz w:val="20"/>
         </w:rPr>
-        <w:t>premise</w:t>
-      </w:r>
-      <w:proofErr w:type="gramEnd"/>
-      <w:r>
-        <w:rPr>
-          <w:rFonts w:ascii="Cambria" w:eastAsia="Cambria" w:hAnsi="Cambria" w:cs="Cambria"/>
-          <w:color w:val="231F20"/>
-          <w:spacing w:val="-2"/>
-          <w:sz w:val="20"/>
-        </w:rPr>
-        <w:t>,</w:t>
+        <w:t>premise,</w:t>
       </w:r>
     </w:p>
     <w:p>
@@ -4611,25 +4410,7 @@
     </w:p>
     <w:p>
       <w:pPr>
-        <w:spacing w:before="27" w:after="0" w:line="240" w:lineRule="auto"/>
-        <w:rPr>
-          <w:rFonts w:ascii="Cambria" w:eastAsia="Cambria" w:hAnsi="Cambria" w:cs="Cambria"/>
-          <w:sz w:val="20"/>
-        </w:rPr>
-      </w:pPr>
-    </w:p>
-    <w:p>
-      <w:pPr>
-        <w:spacing w:before="27" w:after="0" w:line="240" w:lineRule="auto"/>
-        <w:rPr>
-          <w:rFonts w:ascii="Cambria" w:eastAsia="Cambria" w:hAnsi="Cambria" w:cs="Cambria"/>
-          <w:sz w:val="20"/>
-        </w:rPr>
-      </w:pPr>
-    </w:p>
-    <w:p>
-      <w:pPr>
-        <w:spacing w:before="27" w:after="0" w:line="240" w:lineRule="auto"/>
+        <w:spacing w:after="0" w:line="240" w:lineRule="auto"/>
         <w:rPr>
           <w:rFonts w:ascii="Cambria" w:eastAsia="Cambria" w:hAnsi="Cambria" w:cs="Cambria"/>
           <w:sz w:val="20"/>
@@ -4649,7 +4430,6 @@
         </w:rPr>
       </w:pPr>
       <w:bookmarkStart w:id="0" w:name="NNF_1_8352_251_20_0_B"/>
-      <w:proofErr w:type="gramStart"/>
       <w:r>
         <w:rPr>
           <w:rFonts w:ascii="Cambria" w:eastAsia="Cambria" w:hAnsi="Cambria" w:cs="Cambria"/>
@@ -4677,18 +4457,7 @@
           <w:spacing w:val="-12"/>
           <w:sz w:val="20"/>
         </w:rPr>
-        <w:t>:</w:t>
-      </w:r>
-      <w:proofErr w:type="gramEnd"/>
-      <w:r>
-        <w:rPr>
-          <w:rFonts w:ascii="Cambria" w:eastAsia="Cambria" w:hAnsi="Cambria" w:cs="Cambria"/>
-          <w:b/>
-          <w:color w:val="231F20"/>
-          <w:spacing w:val="-12"/>
-          <w:sz w:val="20"/>
-        </w:rPr>
-        <w:t xml:space="preserve"> </w:t>
+        <w:t xml:space="preserve">: </w:t>
       </w:r>
       <w:r>
         <w:rPr>
@@ -4708,75 +4477,12 @@
         <w:ind w:left="169"/>
         <w:rPr>
           <w:rFonts w:ascii="Cambria" w:eastAsia="Cambria" w:hAnsi="Cambria" w:cs="Cambria"/>
-          <w:b/>
           <w:sz w:val="20"/>
         </w:rPr>
       </w:pPr>
       <w:bookmarkStart w:id="1" w:name="NNF_2_8352_251_20_0_B"/>
       <w:r>
         <w:rPr>
-          <w:noProof/>
-        </w:rPr>
-        <w:drawing>
-          <wp:anchor distT="0" distB="0" distL="114300" distR="114300" simplePos="0" relativeHeight="251662336" behindDoc="1" locked="0" layoutInCell="1" allowOverlap="1" wp14:anchorId="06204A7B" wp14:editId="15BF1520">
-            <wp:simplePos x="0" y="0"/>
-            <wp:positionH relativeFrom="column">
-              <wp:posOffset>4185557</wp:posOffset>
-            </wp:positionH>
-            <wp:positionV relativeFrom="page">
-              <wp:posOffset>8371114</wp:posOffset>
-            </wp:positionV>
-            <wp:extent cx="1303020" cy="730250"/>
-            <wp:effectExtent l="0" t="0" r="0" b="0"/>
-            <wp:wrapNone/>
-            <wp:docPr id="891031437" name="Picture 1"/>
-            <wp:cNvGraphicFramePr>
-              <a:graphicFrameLocks xmlns:a="http://schemas.openxmlformats.org/drawingml/2006/main" noChangeAspect="1"/>
-            </wp:cNvGraphicFramePr>
-            <a:graphic xmlns:a="http://schemas.openxmlformats.org/drawingml/2006/main">
-              <a:graphicData uri="http://schemas.openxmlformats.org/drawingml/2006/picture">
-                <pic:pic xmlns:pic="http://schemas.openxmlformats.org/drawingml/2006/picture">
-                  <pic:nvPicPr>
-                    <pic:cNvPr id="263861726" name="Picture 1"/>
-                    <pic:cNvPicPr>
-                      <a:picLocks noChangeAspect="1"/>
-                    </pic:cNvPicPr>
-                  </pic:nvPicPr>
-                  <pic:blipFill>
-                    <a:blip r:embed="rId7" cstate="print">
-                      <a:extLst>
-                        <a:ext uri="{28A0092B-C50C-407E-A947-70E740481C1C}">
-                          <a14:useLocalDpi xmlns:a14="http://schemas.microsoft.com/office/drawing/2010/main" val="0"/>
-                        </a:ext>
-                      </a:extLst>
-                    </a:blip>
-                    <a:srcRect/>
-                    <a:stretch>
-                      <a:fillRect/>
-                    </a:stretch>
-                  </pic:blipFill>
-                  <pic:spPr bwMode="auto">
-                    <a:xfrm>
-                      <a:off x="0" y="0"/>
-                      <a:ext cx="1303020" cy="730250"/>
-                    </a:xfrm>
-                    <a:prstGeom prst="rect">
-                      <a:avLst/>
-                    </a:prstGeom>
-                    <a:noFill/>
-                    <a:ln>
-                      <a:noFill/>
-                    </a:ln>
-                  </pic:spPr>
-                </pic:pic>
-              </a:graphicData>
-            </a:graphic>
-          </wp:anchor>
-        </w:drawing>
-      </w:r>
-      <w:proofErr w:type="gramStart"/>
-      <w:r>
-        <w:rPr>
           <w:rFonts w:ascii="Cambria" w:eastAsia="Cambria" w:hAnsi="Cambria" w:cs="Cambria"/>
           <w:b/>
           <w:color w:val="231F20"/>
@@ -4792,17 +4498,7 @@
           <w:spacing w:val="-4"/>
           <w:sz w:val="20"/>
         </w:rPr>
-        <w:t>:</w:t>
-      </w:r>
-      <w:r>
-        <w:rPr>
-          <w:rFonts w:ascii="Cambria" w:eastAsia="Cambria" w:hAnsi="Cambria" w:cs="Cambria"/>
-          <w:b/>
-          <w:color w:val="231F20"/>
-          <w:spacing w:val="-4"/>
-          <w:sz w:val="20"/>
-        </w:rPr>
-        <w:t xml:space="preserve"> </w:t>
+        <w:t xml:space="preserve">: </w:t>
       </w:r>
       <w:r>
         <w:rPr>
@@ -4812,23 +4508,13 @@
           <w:sz w:val="20"/>
           <w:szCs w:val="20"/>
         </w:rPr>
-        <w:t>{{</w:t>
-      </w:r>
-      <w:proofErr w:type="gramEnd"/>
-      <w:r>
-        <w:rPr>
-          <w:rFonts w:ascii="Cambria" w:eastAsia="Cambria" w:hAnsi="Cambria" w:cs="Cambria"/>
-          <w:b/>
-          <w:spacing w:val="-10"/>
-          <w:sz w:val="20"/>
-          <w:szCs w:val="20"/>
-        </w:rPr>
-        <w:t>tenant_id}}</w:t>
+        <w:t>{{tenant_id}}</w:t>
       </w:r>
       <w:bookmarkEnd w:id="1"/>
     </w:p>
     <w:sectPr>
-      <w:headerReference w:type="first" r:id="rId8"/>
+      <w:headerReference w:type="first" r:id="rId7"/>
+      <w:footerReference w:type="first" r:id="rId8"/>
       <w:pgSz w:w="12240" w:h="15840"/>
       <w:pgMar w:top="1440" w:right="1800" w:bottom="1440" w:left="1800" w:header="1300" w:footer="720" w:gutter="0"/>
       <w:cols w:space="720"/>
@@ -4864,6 +4550,77 @@
 </w:endnotes>
 </file>
 
+<file path=word/footer1.xml><?xml version="1.0" encoding="utf-8"?>
+<w:ftr xmlns:wpc="http://schemas.microsoft.com/office/word/2010/wordprocessingCanvas" xmlns:cx="http://schemas.microsoft.com/office/drawing/2014/chartex" xmlns:cx1="http://schemas.microsoft.com/office/drawing/2015/9/8/chartex" xmlns:cx2="http://schemas.microsoft.com/office/drawing/2015/10/21/chartex" xmlns:cx3="http://schemas.microsoft.com/office/drawing/2016/5/9/chartex" xmlns:cx4="http://schemas.microsoft.com/office/drawing/2016/5/10/chartex" xmlns:cx5="http://schemas.microsoft.com/office/drawing/2016/5/11/chartex" xmlns:cx6="http://schemas.microsoft.com/office/drawing/2016/5/12/chartex" xmlns:cx7="http://schemas.microsoft.com/office/drawing/2016/5/13/chartex" xmlns:cx8="http://schemas.microsoft.com/office/drawing/2016/5/14/chartex" xmlns:mc="http://schemas.openxmlformats.org/markup-compatibility/2006" xmlns:aink="http://schemas.microsoft.com/office/drawing/2016/ink" xmlns:am3d="http://schemas.microsoft.com/office/drawing/2017/model3d" xmlns:o="urn:schemas-microsoft-com:office:office" xmlns:oel="http://schemas.microsoft.com/office/2019/extlst" xmlns:r="http://schemas.openxmlformats.org/officeDocument/2006/relationships" xmlns:m="http://schemas.openxmlformats.org/officeDocument/2006/math" xmlns:v="urn:schemas-microsoft-com:vml" xmlns:wp14="http://schemas.microsoft.com/office/word/2010/wordprocessingDrawing" xmlns:wp="http://schemas.openxmlformats.org/drawingml/2006/wordprocessingDrawing" xmlns:w10="urn:schemas-microsoft-com:office:word" xmlns:w="http://schemas.openxmlformats.org/wordprocessingml/2006/main" xmlns:w14="http://schemas.microsoft.com/office/word/2010/wordml" xmlns:w15="http://schemas.microsoft.com/office/word/2012/wordml" xmlns:w16cex="http://schemas.microsoft.com/office/word/2018/wordml/cex" xmlns:w16cid="http://schemas.microsoft.com/office/word/2016/wordml/cid" xmlns:w16="http://schemas.microsoft.com/office/word/2018/wordml" xmlns:w16du="http://schemas.microsoft.com/office/word/2023/wordml/word16du" xmlns:w16sdtdh="http://schemas.microsoft.com/office/word/2020/wordml/sdtdatahash" xmlns:w16sdtfl="http://schemas.microsoft.com/office/word/2024/wordml/sdtformatlock" xmlns:w16se="http://schemas.microsoft.com/office/word/2015/wordml/symex" xmlns:wpg="http://schemas.microsoft.com/office/word/2010/wordprocessingGroup" xmlns:wpi="http://schemas.microsoft.com/office/word/2010/wordprocessingInk" xmlns:wne="http://schemas.microsoft.com/office/word/2006/wordml" xmlns:wps="http://schemas.microsoft.com/office/word/2010/wordprocessingShape" mc:Ignorable="w14 w15 w16se w16cid w16 w16cex w16sdtdh w16sdtfl w16du wp14">
+  <w:p>
+    <w:pPr>
+      <w:pStyle w:val="Footer"/>
+    </w:pPr>
+    <w:r>
+      <w:rPr>
+        <w:noProof/>
+      </w:rPr>
+      <w:drawing>
+        <wp:anchor distT="0" distB="0" distL="114300" distR="114300" simplePos="0" relativeHeight="251659264" behindDoc="1" locked="0" layoutInCell="1" allowOverlap="1" wp14:anchorId="12AFF65E" wp14:editId="1A59ADA2">
+          <wp:simplePos x="0" y="0"/>
+          <wp:positionH relativeFrom="column">
+            <wp:posOffset>4163786</wp:posOffset>
+          </wp:positionH>
+          <wp:positionV relativeFrom="page">
+            <wp:posOffset>9148445</wp:posOffset>
+          </wp:positionV>
+          <wp:extent cx="1303020" cy="730250"/>
+          <wp:effectExtent l="0" t="0" r="0" b="0"/>
+          <wp:wrapNone/>
+          <wp:docPr id="263861726" name="Picture 1"/>
+          <wp:cNvGraphicFramePr>
+            <a:graphicFrameLocks xmlns:a="http://schemas.openxmlformats.org/drawingml/2006/main" noChangeAspect="1"/>
+          </wp:cNvGraphicFramePr>
+          <a:graphic xmlns:a="http://schemas.openxmlformats.org/drawingml/2006/main">
+            <a:graphicData uri="http://schemas.openxmlformats.org/drawingml/2006/picture">
+              <pic:pic xmlns:pic="http://schemas.openxmlformats.org/drawingml/2006/picture">
+                <pic:nvPicPr>
+                  <pic:cNvPr id="263861726" name="Picture 1"/>
+                  <pic:cNvPicPr>
+                    <a:picLocks noChangeAspect="1"/>
+                  </pic:cNvPicPr>
+                </pic:nvPicPr>
+                <pic:blipFill>
+                  <a:blip r:embed="rId1" cstate="print">
+                    <a:extLst>
+                      <a:ext uri="{28A0092B-C50C-407E-A947-70E740481C1C}">
+                        <a14:useLocalDpi xmlns:a14="http://schemas.microsoft.com/office/drawing/2010/main" val="0"/>
+                      </a:ext>
+                    </a:extLst>
+                  </a:blip>
+                  <a:srcRect/>
+                  <a:stretch>
+                    <a:fillRect/>
+                  </a:stretch>
+                </pic:blipFill>
+                <pic:spPr bwMode="auto">
+                  <a:xfrm>
+                    <a:off x="0" y="0"/>
+                    <a:ext cx="1303020" cy="730250"/>
+                  </a:xfrm>
+                  <a:prstGeom prst="rect">
+                    <a:avLst/>
+                  </a:prstGeom>
+                  <a:noFill/>
+                  <a:ln>
+                    <a:noFill/>
+                  </a:ln>
+                </pic:spPr>
+              </pic:pic>
+            </a:graphicData>
+          </a:graphic>
+        </wp:anchor>
+      </w:drawing>
+    </w:r>
+  </w:p>
+</w:ftr>
+</file>
+
 <file path=word/footnotes.xml><?xml version="1.0" encoding="utf-8"?>
 <w:footnotes xmlns:wpc="http://schemas.microsoft.com/office/word/2010/wordprocessingCanvas" xmlns:cx="http://schemas.microsoft.com/office/drawing/2014/chartex" xmlns:cx1="http://schemas.microsoft.com/office/drawing/2015/9/8/chartex" xmlns:cx2="http://schemas.microsoft.com/office/drawing/2015/10/21/chartex" xmlns:cx3="http://schemas.microsoft.com/office/drawing/2016/5/9/chartex" xmlns:cx4="http://schemas.microsoft.com/office/drawing/2016/5/10/chartex" xmlns:cx5="http://schemas.microsoft.com/office/drawing/2016/5/11/chartex" xmlns:cx6="http://schemas.microsoft.com/office/drawing/2016/5/12/chartex" xmlns:cx7="http://schemas.microsoft.com/office/drawing/2016/5/13/chartex" xmlns:cx8="http://schemas.microsoft.com/office/drawing/2016/5/14/chartex" xmlns:mc="http://schemas.openxmlformats.org/markup-compatibility/2006" xmlns:aink="http://schemas.microsoft.com/office/drawing/2016/ink" xmlns:am3d="http://schemas.microsoft.com/office/drawing/2017/model3d" xmlns:o="urn:schemas-microsoft-com:office:office" xmlns:oel="http://schemas.microsoft.com/office/2019/extlst" xmlns:r="http://schemas.openxmlformats.org/officeDocument/2006/relationships" xmlns:m="http://schemas.openxmlformats.org/officeDocument/2006/math" xmlns:v="urn:schemas-microsoft-com:vml" xmlns:wp14="http://schemas.microsoft.com/office/word/2010/wordprocessingDrawing" xmlns:wp="http://schemas.openxmlformats.org/drawingml/2006/wordprocessingDrawing" xmlns:w10="urn:schemas-microsoft-com:office:word" xmlns:w="http://schemas.openxmlformats.org/wordprocessingml/2006/main" xmlns:w14="http://schemas.microsoft.com/office/word/2010/wordml" xmlns:w15="http://schemas.microsoft.com/office/word/2012/wordml" xmlns:w16cex="http://schemas.microsoft.com/office/word/2018/wordml/cex" xmlns:w16cid="http://schemas.microsoft.com/office/word/2016/wordml/cid" xmlns:w16="http://schemas.microsoft.com/office/word/2018/wordml" xmlns:w16du="http://schemas.microsoft.com/office/word/2023/wordml/word16du" xmlns:w16sdtdh="http://schemas.microsoft.com/office/word/2020/wordml/sdtdatahash" xmlns:w16sdtfl="http://schemas.microsoft.com/office/word/2024/wordml/sdtformatlock" xmlns:w16se="http://schemas.microsoft.com/office/word/2015/wordml/symex" xmlns:wpg="http://schemas.microsoft.com/office/word/2010/wordprocessingGroup" xmlns:wpi="http://schemas.microsoft.com/office/word/2010/wordprocessingInk" xmlns:wne="http://schemas.microsoft.com/office/word/2006/wordml" xmlns:wps="http://schemas.microsoft.com/office/word/2010/wordprocessingShape" mc:Ignorable="w14 w15 w16se w16cid w16 w16cex w16sdtdh w16sdtfl w16du wp14">
   <w:footnote w:type="separator" w:id="-1">
@@ -4891,176 +4648,176 @@
 
 <file path=word/header1.xml><?xml version="1.0" encoding="utf-8"?>
 <w:hdr xmlns:wpc="http://schemas.microsoft.com/office/word/2010/wordprocessingCanvas" xmlns:cx="http://schemas.microsoft.com/office/drawing/2014/chartex" xmlns:cx1="http://schemas.microsoft.com/office/drawing/2015/9/8/chartex" xmlns:cx2="http://schemas.microsoft.com/office/drawing/2015/10/21/chartex" xmlns:cx3="http://schemas.microsoft.com/office/drawing/2016/5/9/chartex" xmlns:cx4="http://schemas.microsoft.com/office/drawing/2016/5/10/chartex" xmlns:cx5="http://schemas.microsoft.com/office/drawing/2016/5/11/chartex" xmlns:cx6="http://schemas.microsoft.com/office/drawing/2016/5/12/chartex" xmlns:cx7="http://schemas.microsoft.com/office/drawing/2016/5/13/chartex" xmlns:cx8="http://schemas.microsoft.com/office/drawing/2016/5/14/chartex" xmlns:mc="http://schemas.openxmlformats.org/markup-compatibility/2006" xmlns:aink="http://schemas.microsoft.com/office/drawing/2016/ink" xmlns:am3d="http://schemas.microsoft.com/office/drawing/2017/model3d" xmlns:o="urn:schemas-microsoft-com:office:office" xmlns:oel="http://schemas.microsoft.com/office/2019/extlst" xmlns:r="http://schemas.openxmlformats.org/officeDocument/2006/relationships" xmlns:m="http://schemas.openxmlformats.org/officeDocument/2006/math" xmlns:v="urn:schemas-microsoft-com:vml" xmlns:wp14="http://schemas.microsoft.com/office/word/2010/wordprocessingDrawing" xmlns:wp="http://schemas.openxmlformats.org/drawingml/2006/wordprocessingDrawing" xmlns:w10="urn:schemas-microsoft-com:office:word" xmlns:w="http://schemas.openxmlformats.org/wordprocessingml/2006/main" xmlns:w14="http://schemas.microsoft.com/office/word/2010/wordml" xmlns:w15="http://schemas.microsoft.com/office/word/2012/wordml" xmlns:w16cex="http://schemas.microsoft.com/office/word/2018/wordml/cex" xmlns:w16cid="http://schemas.microsoft.com/office/word/2016/wordml/cid" xmlns:w16="http://schemas.microsoft.com/office/word/2018/wordml" xmlns:w16du="http://schemas.microsoft.com/office/word/2023/wordml/word16du" xmlns:w16sdtdh="http://schemas.microsoft.com/office/word/2020/wordml/sdtdatahash" xmlns:w16sdtfl="http://schemas.microsoft.com/office/word/2024/wordml/sdtformatlock" xmlns:w16se="http://schemas.microsoft.com/office/word/2015/wordml/symex" xmlns:wpg="http://schemas.microsoft.com/office/word/2010/wordprocessingGroup" xmlns:wpi="http://schemas.microsoft.com/office/word/2010/wordprocessingInk" xmlns:wne="http://schemas.microsoft.com/office/word/2006/wordml" xmlns:wps="http://schemas.microsoft.com/office/word/2010/wordprocessingShape" mc:Ignorable="w14 w15 w16se w16cid w16 w16cex w16sdtdh w16sdtfl w16du wp14">
-  <w:p>
-    <w:pPr>
-      <w:spacing w:after="200"/>
-      <w:jc w:val="center"/>
-    </w:pPr>
-    <w:r>
-      <w:rPr>
-        <w:noProof/>
-      </w:rPr>
-      <w:drawing>
-        <wp:inline distT="0" distB="0" distL="0" distR="0" wp14:anchorId="67FF2FA7" wp14:editId="43D41227">
-          <wp:extent cx="889000" cy="762000"/>
-          <wp:effectExtent l="0" t="0" r="0" b="0"/>
-          <wp:docPr id="1" name="Picture 1"/>
-          <wp:cNvGraphicFramePr>
-            <a:graphicFrameLocks xmlns:a="http://schemas.openxmlformats.org/drawingml/2006/main" noChangeAspect="1"/>
-          </wp:cNvGraphicFramePr>
-          <a:graphic xmlns:a="http://schemas.openxmlformats.org/drawingml/2006/main">
-            <a:graphicData uri="http://schemas.openxmlformats.org/drawingml/2006/picture">
-              <pic:pic xmlns:pic="http://schemas.openxmlformats.org/drawingml/2006/picture">
-                <pic:nvPicPr>
-                  <pic:cNvPr id="0" name="business_card.jpg"/>
-                  <pic:cNvPicPr/>
-                </pic:nvPicPr>
-                <pic:blipFill>
-                  <a:blip r:embed="rId1"/>
-                  <a:srcRect l="67619" t="16667" r="6190" b="44167"/>
-                  <a:stretch>
-                    <a:fillRect/>
-                  </a:stretch>
-                </pic:blipFill>
-                <pic:spPr>
-                  <a:xfrm>
-                    <a:off x="0" y="0"/>
-                    <a:ext cx="889000" cy="762000"/>
-                  </a:xfrm>
-                  <a:prstGeom prst="rect">
-                    <a:avLst/>
-                  </a:prstGeom>
-                </pic:spPr>
-              </pic:pic>
-            </a:graphicData>
-          </a:graphic>
-        </wp:inline>
-      </w:drawing>
-    </w:r>
-  </w:p>
-  <w:p>
-    <w:pPr>
-      <w:spacing w:after="40" w:line="240" w:lineRule="auto"/>
-      <w:jc w:val="center"/>
-    </w:pPr>
-    <w:bookmarkStart w:id="2" w:name="NestHeader_name"/>
-    <w:bookmarkStart w:id="3" w:name="NNF_3_8640_272_22_1_S"/>
-    <w:r>
-      <w:rPr>
-        <w:rFonts w:ascii="Arial" w:hAnsi="Arial"/>
-        <w:b/>
-        <w:sz w:val="22"/>
-      </w:rPr>
-      <w:t>{{company.name}}</w:t>
-    </w:r>
-    <w:bookmarkEnd w:id="2"/>
-    <w:bookmarkEnd w:id="3"/>
-  </w:p>
-  <w:p>
-    <w:pPr>
-      <w:spacing w:after="40" w:line="240" w:lineRule="auto"/>
-      <w:jc w:val="center"/>
-    </w:pPr>
-    <w:bookmarkStart w:id="4" w:name="NestHeader_registration"/>
-    <w:bookmarkStart w:id="5" w:name="NNF_4_8640_294_24_1_S"/>
-    <w:r>
-      <w:rPr>
-        <w:rFonts w:ascii="Arial" w:hAnsi="Arial"/>
-        <w:b/>
-      </w:rPr>
-      <w:t>{{</w:t>
-    </w:r>
-    <w:proofErr w:type="gramStart"/>
-    <w:r>
-      <w:rPr>
-        <w:rFonts w:ascii="Arial" w:hAnsi="Arial"/>
-        <w:b/>
-      </w:rPr>
-      <w:t>company.registration</w:t>
-    </w:r>
-    <w:proofErr w:type="gramEnd"/>
-    <w:r>
-      <w:rPr>
-        <w:rFonts w:ascii="Arial" w:hAnsi="Arial"/>
-        <w:b/>
-      </w:rPr>
-      <w:t>}}</w:t>
-    </w:r>
-    <w:bookmarkEnd w:id="4"/>
-    <w:bookmarkEnd w:id="5"/>
-  </w:p>
-  <w:p>
-    <w:pPr>
-      <w:spacing w:after="40" w:line="240" w:lineRule="auto"/>
-      <w:jc w:val="center"/>
-    </w:pPr>
-    <w:bookmarkStart w:id="6" w:name="NestHeader_address"/>
-    <w:bookmarkStart w:id="7" w:name="NNF_5_8640_260_21_1_T"/>
-    <w:r>
-      <w:rPr>
-        <w:rFonts w:ascii="Times New Roman" w:hAnsi="Times New Roman"/>
-        <w:b/>
-        <w:sz w:val="21"/>
-      </w:rPr>
-      <w:t>{{</w:t>
-    </w:r>
-    <w:proofErr w:type="gramStart"/>
-    <w:r>
-      <w:rPr>
-        <w:rFonts w:ascii="Times New Roman" w:hAnsi="Times New Roman"/>
-        <w:b/>
-        <w:sz w:val="21"/>
-      </w:rPr>
-      <w:t>company.address</w:t>
-    </w:r>
-    <w:proofErr w:type="gramEnd"/>
-    <w:r>
-      <w:rPr>
-        <w:rFonts w:ascii="Times New Roman" w:hAnsi="Times New Roman"/>
-        <w:b/>
-        <w:sz w:val="21"/>
-      </w:rPr>
-      <w:t>}}</w:t>
-    </w:r>
-    <w:bookmarkEnd w:id="6"/>
-    <w:bookmarkEnd w:id="7"/>
-  </w:p>
-  <w:p>
-    <w:pPr>
-      <w:spacing w:after="40" w:line="240" w:lineRule="auto"/>
-      <w:jc w:val="center"/>
-    </w:pPr>
-    <w:bookmarkStart w:id="8" w:name="NestHeader_phone"/>
-    <w:bookmarkStart w:id="9" w:name="NNF_6_8640_281_23_1_T"/>
-    <w:r>
-      <w:rPr>
-        <w:rFonts w:ascii="Times New Roman" w:hAnsi="Times New Roman"/>
-        <w:b/>
-        <w:sz w:val="23"/>
-      </w:rPr>
-      <w:t>TEL NO</w:t>
-    </w:r>
-    <w:proofErr w:type="gramStart"/>
-    <w:r>
-      <w:rPr>
-        <w:rFonts w:ascii="Times New Roman" w:hAnsi="Times New Roman"/>
-        <w:b/>
-        <w:sz w:val="23"/>
-      </w:rPr>
-      <w:t>.: {{company.phone</w:t>
-    </w:r>
-    <w:proofErr w:type="gramEnd"/>
-    <w:r>
-      <w:rPr>
-        <w:rFonts w:ascii="Times New Roman" w:hAnsi="Times New Roman"/>
-        <w:b/>
-        <w:sz w:val="23"/>
-      </w:rPr>
-      <w:t>}}</w:t>
-    </w:r>
-    <w:bookmarkEnd w:id="8"/>
-    <w:bookmarkEnd w:id="9"/>
-  </w:p>
+  <w:tbl>
+    <w:tblPr>
+      <w:tblStyle w:val="TableGrid"/>
+      <w:tblW w:w="0" w:type="auto"/>
+      <w:tblLook w:val="04A0" w:firstRow="1" w:lastRow="0" w:firstColumn="1" w:lastColumn="0" w:noHBand="0" w:noVBand="1"/>
+    </w:tblPr>
+    <w:tblGrid>
+      <w:gridCol w:w="4518"/>
+      <w:gridCol w:w="4338"/>
+    </w:tblGrid>
+    <w:tr>
+      <w:tc>
+        <w:tcPr>
+          <w:tcW w:w="4518" w:type="dxa"/>
+          <w:tcBorders>
+            <w:top w:val="nil"/>
+            <w:left w:val="nil"/>
+            <w:bottom w:val="nil"/>
+            <w:right w:val="nil"/>
+          </w:tcBorders>
+        </w:tcPr>
+        <w:p>
+          <w:pPr>
+            <w:spacing w:after="200"/>
+            <w:jc w:val="right"/>
+          </w:pPr>
+          <w:r>
+            <w:rPr>
+              <w:noProof/>
+            </w:rPr>
+            <w:drawing>
+              <wp:inline distT="0" distB="0" distL="0" distR="0" wp14:anchorId="74D79491" wp14:editId="28E7E4D2">
+                <wp:extent cx="576943" cy="494523"/>
+                <wp:effectExtent l="0" t="0" r="0" b="0"/>
+                <wp:docPr id="1" name="Picture 1"/>
+                <wp:cNvGraphicFramePr>
+                  <a:graphicFrameLocks xmlns:a="http://schemas.openxmlformats.org/drawingml/2006/main" noChangeAspect="1"/>
+                </wp:cNvGraphicFramePr>
+                <a:graphic xmlns:a="http://schemas.openxmlformats.org/drawingml/2006/main">
+                  <a:graphicData uri="http://schemas.openxmlformats.org/drawingml/2006/picture">
+                    <pic:pic xmlns:pic="http://schemas.openxmlformats.org/drawingml/2006/picture">
+                      <pic:nvPicPr>
+                        <pic:cNvPr id="0" name="business_card.jpg"/>
+                        <pic:cNvPicPr/>
+                      </pic:nvPicPr>
+                      <pic:blipFill>
+                        <a:blip r:embed="rId1"/>
+                        <a:srcRect l="67619" t="16667" r="6190" b="44167"/>
+                        <a:stretch>
+                          <a:fillRect/>
+                        </a:stretch>
+                      </pic:blipFill>
+                      <pic:spPr>
+                        <a:xfrm>
+                          <a:off x="0" y="0"/>
+                          <a:ext cx="585219" cy="501617"/>
+                        </a:xfrm>
+                        <a:prstGeom prst="rect">
+                          <a:avLst/>
+                        </a:prstGeom>
+                      </pic:spPr>
+                    </pic:pic>
+                  </a:graphicData>
+                </a:graphic>
+              </wp:inline>
+            </w:drawing>
+          </w:r>
+        </w:p>
+      </w:tc>
+      <w:tc>
+        <w:tcPr>
+          <w:tcW w:w="4338" w:type="dxa"/>
+          <w:tcBorders>
+            <w:top w:val="nil"/>
+            <w:left w:val="nil"/>
+            <w:bottom w:val="nil"/>
+            <w:right w:val="nil"/>
+          </w:tcBorders>
+        </w:tcPr>
+        <w:p>
+          <w:pPr>
+            <w:spacing w:after="40"/>
+            <w:rPr>
+              <w:sz w:val="16"/>
+              <w:szCs w:val="16"/>
+            </w:rPr>
+          </w:pPr>
+          <w:bookmarkStart w:id="2" w:name="NestHeader_name"/>
+          <w:bookmarkStart w:id="3" w:name="NNF_3_8640_272_22_1_S"/>
+          <w:r>
+            <w:rPr>
+              <w:rFonts w:ascii="Arial" w:hAnsi="Arial"/>
+              <w:b/>
+              <w:sz w:val="16"/>
+              <w:szCs w:val="16"/>
+            </w:rPr>
+            <w:t>{{company.name}}</w:t>
+          </w:r>
+          <w:bookmarkEnd w:id="2"/>
+          <w:bookmarkEnd w:id="3"/>
+        </w:p>
+        <w:p>
+          <w:pPr>
+            <w:spacing w:after="40"/>
+            <w:rPr>
+              <w:sz w:val="16"/>
+              <w:szCs w:val="16"/>
+            </w:rPr>
+          </w:pPr>
+          <w:bookmarkStart w:id="4" w:name="NestHeader_registration"/>
+          <w:bookmarkStart w:id="5" w:name="NNF_4_8640_294_24_1_S"/>
+          <w:r>
+            <w:rPr>
+              <w:rFonts w:ascii="Arial" w:hAnsi="Arial"/>
+              <w:b/>
+              <w:sz w:val="16"/>
+              <w:szCs w:val="16"/>
+            </w:rPr>
+            <w:t>{{company.registration}}</w:t>
+          </w:r>
+          <w:bookmarkEnd w:id="4"/>
+          <w:bookmarkEnd w:id="5"/>
+        </w:p>
+        <w:p>
+          <w:pPr>
+            <w:spacing w:after="40"/>
+            <w:rPr>
+              <w:sz w:val="16"/>
+              <w:szCs w:val="16"/>
+            </w:rPr>
+          </w:pPr>
+          <w:bookmarkStart w:id="6" w:name="NestHeader_address"/>
+          <w:bookmarkStart w:id="7" w:name="NNF_5_8640_260_21_1_T"/>
+          <w:r>
+            <w:rPr>
+              <w:rFonts w:ascii="Times New Roman" w:hAnsi="Times New Roman"/>
+              <w:b/>
+              <w:sz w:val="16"/>
+              <w:szCs w:val="16"/>
+            </w:rPr>
+            <w:t>{{company.address}}</w:t>
+          </w:r>
+          <w:bookmarkEnd w:id="6"/>
+          <w:bookmarkEnd w:id="7"/>
+        </w:p>
+        <w:p>
+          <w:pPr>
+            <w:spacing w:after="40"/>
+            <w:rPr>
+              <w:sz w:val="16"/>
+              <w:szCs w:val="16"/>
+            </w:rPr>
+          </w:pPr>
+          <w:bookmarkStart w:id="8" w:name="NestHeader_phone"/>
+          <w:bookmarkStart w:id="9" w:name="NNF_6_8640_281_23_1_T"/>
+          <w:r>
+            <w:rPr>
+              <w:rFonts w:ascii="Times New Roman" w:hAnsi="Times New Roman"/>
+              <w:b/>
+              <w:sz w:val="16"/>
+              <w:szCs w:val="16"/>
+            </w:rPr>
+            <w:t>TEL NO.: {{company.phone}}</w:t>
+          </w:r>
+          <w:bookmarkEnd w:id="8"/>
+          <w:bookmarkEnd w:id="9"/>
+        </w:p>
+      </w:tc>
+    </w:tr>
+  </w:tbl>
   <w:p>
     <w:pPr>
       <w:pBdr>
@@ -5559,6 +5316,69 @@
     <w:semiHidden/>
     <w:unhideWhenUsed/>
   </w:style>
+  <w:style w:type="paragraph" w:styleId="Header">
+    <w:name w:val="header"/>
+    <w:basedOn w:val="Normal"/>
+    <w:link w:val="HeaderChar"/>
+    <w:uiPriority w:val="99"/>
+    <w:unhideWhenUsed/>
+    <w:rsid w:val="00627A0F"/>
+    <w:pPr>
+      <w:tabs>
+        <w:tab w:val="center" w:pos="4153"/>
+        <w:tab w:val="right" w:pos="8306"/>
+      </w:tabs>
+      <w:spacing w:after="0" w:line="240" w:lineRule="auto"/>
+    </w:pPr>
+  </w:style>
+  <w:style w:type="character" w:customStyle="1" w:styleId="HeaderChar">
+    <w:name w:val="Header Char"/>
+    <w:basedOn w:val="DefaultParagraphFont"/>
+    <w:link w:val="Header"/>
+    <w:uiPriority w:val="99"/>
+    <w:rsid w:val="00627A0F"/>
+  </w:style>
+  <w:style w:type="paragraph" w:styleId="Footer">
+    <w:name w:val="footer"/>
+    <w:basedOn w:val="Normal"/>
+    <w:link w:val="FooterChar"/>
+    <w:uiPriority w:val="99"/>
+    <w:unhideWhenUsed/>
+    <w:rsid w:val="00627A0F"/>
+    <w:pPr>
+      <w:tabs>
+        <w:tab w:val="center" w:pos="4153"/>
+        <w:tab w:val="right" w:pos="8306"/>
+      </w:tabs>
+      <w:spacing w:after="0" w:line="240" w:lineRule="auto"/>
+    </w:pPr>
+  </w:style>
+  <w:style w:type="character" w:customStyle="1" w:styleId="FooterChar">
+    <w:name w:val="Footer Char"/>
+    <w:basedOn w:val="DefaultParagraphFont"/>
+    <w:link w:val="Footer"/>
+    <w:uiPriority w:val="99"/>
+    <w:rsid w:val="00627A0F"/>
+  </w:style>
+  <w:style w:type="table" w:styleId="TableGrid">
+    <w:name w:val="Table Grid"/>
+    <w:basedOn w:val="TableNormal"/>
+    <w:uiPriority w:val="39"/>
+    <w:rsid w:val="00627A0F"/>
+    <w:pPr>
+      <w:spacing w:after="0" w:line="240" w:lineRule="auto"/>
+    </w:pPr>
+    <w:tblPr>
+      <w:tblBorders>
+        <w:top w:val="single" w:sz="4" w:space="0" w:color="auto"/>
+        <w:left w:val="single" w:sz="4" w:space="0" w:color="auto"/>
+        <w:bottom w:val="single" w:sz="4" w:space="0" w:color="auto"/>
+        <w:right w:val="single" w:sz="4" w:space="0" w:color="auto"/>
+        <w:insideH w:val="single" w:sz="4" w:space="0" w:color="auto"/>
+        <w:insideV w:val="single" w:sz="4" w:space="0" w:color="auto"/>
+      </w:tblBorders>
+    </w:tblPr>
+  </w:style>
 </w:styles>
 </file>
 

--- a/agreements/2. House Rules.docx
+++ b/agreements/2. House Rules.docx
@@ -4513,8 +4513,12 @@
       <w:bookmarkEnd w:id="1"/>
     </w:p>
     <w:sectPr>
-      <w:headerReference w:type="first" r:id="rId7"/>
-      <w:footerReference w:type="first" r:id="rId8"/>
+      <w:headerReference w:type="even" r:id="rId7"/>
+      <w:headerReference w:type="default" r:id="rId8"/>
+      <w:footerReference w:type="even" r:id="rId9"/>
+      <w:footerReference w:type="default" r:id="rId10"/>
+      <w:headerReference w:type="first" r:id="rId11"/>
+      <w:footerReference w:type="first" r:id="rId12"/>
       <w:pgSz w:w="12240" w:h="15840"/>
       <w:pgMar w:top="1440" w:right="1800" w:bottom="1440" w:left="1800" w:header="1300" w:footer="720" w:gutter="0"/>
       <w:cols w:space="720"/>
@@ -4551,6 +4555,26 @@
 </file>
 
 <file path=word/footer1.xml><?xml version="1.0" encoding="utf-8"?>
+<w:ftr xmlns:wpc="http://schemas.microsoft.com/office/word/2010/wordprocessingCanvas" xmlns:cx="http://schemas.microsoft.com/office/drawing/2014/chartex" xmlns:cx1="http://schemas.microsoft.com/office/drawing/2015/9/8/chartex" xmlns:cx2="http://schemas.microsoft.com/office/drawing/2015/10/21/chartex" xmlns:cx3="http://schemas.microsoft.com/office/drawing/2016/5/9/chartex" xmlns:cx4="http://schemas.microsoft.com/office/drawing/2016/5/10/chartex" xmlns:cx5="http://schemas.microsoft.com/office/drawing/2016/5/11/chartex" xmlns:cx6="http://schemas.microsoft.com/office/drawing/2016/5/12/chartex" xmlns:cx7="http://schemas.microsoft.com/office/drawing/2016/5/13/chartex" xmlns:cx8="http://schemas.microsoft.com/office/drawing/2016/5/14/chartex" xmlns:mc="http://schemas.openxmlformats.org/markup-compatibility/2006" xmlns:aink="http://schemas.microsoft.com/office/drawing/2016/ink" xmlns:am3d="http://schemas.microsoft.com/office/drawing/2017/model3d" xmlns:o="urn:schemas-microsoft-com:office:office" xmlns:oel="http://schemas.microsoft.com/office/2019/extlst" xmlns:r="http://schemas.openxmlformats.org/officeDocument/2006/relationships" xmlns:m="http://schemas.openxmlformats.org/officeDocument/2006/math" xmlns:v="urn:schemas-microsoft-com:vml" xmlns:wp14="http://schemas.microsoft.com/office/word/2010/wordprocessingDrawing" xmlns:wp="http://schemas.openxmlformats.org/drawingml/2006/wordprocessingDrawing" xmlns:w10="urn:schemas-microsoft-com:office:word" xmlns:w="http://schemas.openxmlformats.org/wordprocessingml/2006/main" xmlns:w14="http://schemas.microsoft.com/office/word/2010/wordml" xmlns:w15="http://schemas.microsoft.com/office/word/2012/wordml" xmlns:w16cex="http://schemas.microsoft.com/office/word/2018/wordml/cex" xmlns:w16cid="http://schemas.microsoft.com/office/word/2016/wordml/cid" xmlns:w16="http://schemas.microsoft.com/office/word/2018/wordml" xmlns:w16du="http://schemas.microsoft.com/office/word/2023/wordml/word16du" xmlns:w16sdtdh="http://schemas.microsoft.com/office/word/2020/wordml/sdtdatahash" xmlns:w16sdtfl="http://schemas.microsoft.com/office/word/2024/wordml/sdtformatlock" xmlns:w16se="http://schemas.microsoft.com/office/word/2015/wordml/symex" xmlns:wpg="http://schemas.microsoft.com/office/word/2010/wordprocessingGroup" xmlns:wpi="http://schemas.microsoft.com/office/word/2010/wordprocessingInk" xmlns:wne="http://schemas.microsoft.com/office/word/2006/wordml" xmlns:wps="http://schemas.microsoft.com/office/word/2010/wordprocessingShape" mc:Ignorable="w14 w15 w16se w16cid w16 w16cex w16sdtdh w16sdtfl w16du wp14">
+  <w:p>
+    <w:pPr>
+      <w:pStyle w:val="Footer"/>
+    </w:pPr>
+  </w:p>
+</w:ftr>
+</file>
+
+<file path=word/footer2.xml><?xml version="1.0" encoding="utf-8"?>
+<w:ftr xmlns:wpc="http://schemas.microsoft.com/office/word/2010/wordprocessingCanvas" xmlns:cx="http://schemas.microsoft.com/office/drawing/2014/chartex" xmlns:cx1="http://schemas.microsoft.com/office/drawing/2015/9/8/chartex" xmlns:cx2="http://schemas.microsoft.com/office/drawing/2015/10/21/chartex" xmlns:cx3="http://schemas.microsoft.com/office/drawing/2016/5/9/chartex" xmlns:cx4="http://schemas.microsoft.com/office/drawing/2016/5/10/chartex" xmlns:cx5="http://schemas.microsoft.com/office/drawing/2016/5/11/chartex" xmlns:cx6="http://schemas.microsoft.com/office/drawing/2016/5/12/chartex" xmlns:cx7="http://schemas.microsoft.com/office/drawing/2016/5/13/chartex" xmlns:cx8="http://schemas.microsoft.com/office/drawing/2016/5/14/chartex" xmlns:mc="http://schemas.openxmlformats.org/markup-compatibility/2006" xmlns:aink="http://schemas.microsoft.com/office/drawing/2016/ink" xmlns:am3d="http://schemas.microsoft.com/office/drawing/2017/model3d" xmlns:o="urn:schemas-microsoft-com:office:office" xmlns:oel="http://schemas.microsoft.com/office/2019/extlst" xmlns:r="http://schemas.openxmlformats.org/officeDocument/2006/relationships" xmlns:m="http://schemas.openxmlformats.org/officeDocument/2006/math" xmlns:v="urn:schemas-microsoft-com:vml" xmlns:wp14="http://schemas.microsoft.com/office/word/2010/wordprocessingDrawing" xmlns:wp="http://schemas.openxmlformats.org/drawingml/2006/wordprocessingDrawing" xmlns:w10="urn:schemas-microsoft-com:office:word" xmlns:w="http://schemas.openxmlformats.org/wordprocessingml/2006/main" xmlns:w14="http://schemas.microsoft.com/office/word/2010/wordml" xmlns:w15="http://schemas.microsoft.com/office/word/2012/wordml" xmlns:w16cex="http://schemas.microsoft.com/office/word/2018/wordml/cex" xmlns:w16cid="http://schemas.microsoft.com/office/word/2016/wordml/cid" xmlns:w16="http://schemas.microsoft.com/office/word/2018/wordml" xmlns:w16du="http://schemas.microsoft.com/office/word/2023/wordml/word16du" xmlns:w16sdtdh="http://schemas.microsoft.com/office/word/2020/wordml/sdtdatahash" xmlns:w16sdtfl="http://schemas.microsoft.com/office/word/2024/wordml/sdtformatlock" xmlns:w16se="http://schemas.microsoft.com/office/word/2015/wordml/symex" xmlns:wpg="http://schemas.microsoft.com/office/word/2010/wordprocessingGroup" xmlns:wpi="http://schemas.microsoft.com/office/word/2010/wordprocessingInk" xmlns:wne="http://schemas.microsoft.com/office/word/2006/wordml" xmlns:wps="http://schemas.microsoft.com/office/word/2010/wordprocessingShape" mc:Ignorable="w14 w15 w16se w16cid w16 w16cex w16sdtdh w16sdtfl w16du wp14">
+  <w:p>
+    <w:pPr>
+      <w:pStyle w:val="Footer"/>
+    </w:pPr>
+  </w:p>
+</w:ftr>
+</file>
+
+<file path=word/footer3.xml><?xml version="1.0" encoding="utf-8"?>
 <w:ftr xmlns:wpc="http://schemas.microsoft.com/office/word/2010/wordprocessingCanvas" xmlns:cx="http://schemas.microsoft.com/office/drawing/2014/chartex" xmlns:cx1="http://schemas.microsoft.com/office/drawing/2015/9/8/chartex" xmlns:cx2="http://schemas.microsoft.com/office/drawing/2015/10/21/chartex" xmlns:cx3="http://schemas.microsoft.com/office/drawing/2016/5/9/chartex" xmlns:cx4="http://schemas.microsoft.com/office/drawing/2016/5/10/chartex" xmlns:cx5="http://schemas.microsoft.com/office/drawing/2016/5/11/chartex" xmlns:cx6="http://schemas.microsoft.com/office/drawing/2016/5/12/chartex" xmlns:cx7="http://schemas.microsoft.com/office/drawing/2016/5/13/chartex" xmlns:cx8="http://schemas.microsoft.com/office/drawing/2016/5/14/chartex" xmlns:mc="http://schemas.openxmlformats.org/markup-compatibility/2006" xmlns:aink="http://schemas.microsoft.com/office/drawing/2016/ink" xmlns:am3d="http://schemas.microsoft.com/office/drawing/2017/model3d" xmlns:o="urn:schemas-microsoft-com:office:office" xmlns:oel="http://schemas.microsoft.com/office/2019/extlst" xmlns:r="http://schemas.openxmlformats.org/officeDocument/2006/relationships" xmlns:m="http://schemas.openxmlformats.org/officeDocument/2006/math" xmlns:v="urn:schemas-microsoft-com:vml" xmlns:wp14="http://schemas.microsoft.com/office/word/2010/wordprocessingDrawing" xmlns:wp="http://schemas.openxmlformats.org/drawingml/2006/wordprocessingDrawing" xmlns:w10="urn:schemas-microsoft-com:office:word" xmlns:w="http://schemas.openxmlformats.org/wordprocessingml/2006/main" xmlns:w14="http://schemas.microsoft.com/office/word/2010/wordml" xmlns:w15="http://schemas.microsoft.com/office/word/2012/wordml" xmlns:w16cex="http://schemas.microsoft.com/office/word/2018/wordml/cex" xmlns:w16cid="http://schemas.microsoft.com/office/word/2016/wordml/cid" xmlns:w16="http://schemas.microsoft.com/office/word/2018/wordml" xmlns:w16du="http://schemas.microsoft.com/office/word/2023/wordml/word16du" xmlns:w16sdtdh="http://schemas.microsoft.com/office/word/2020/wordml/sdtdatahash" xmlns:w16sdtfl="http://schemas.microsoft.com/office/word/2024/wordml/sdtformatlock" xmlns:w16se="http://schemas.microsoft.com/office/word/2015/wordml/symex" xmlns:wpg="http://schemas.microsoft.com/office/word/2010/wordprocessingGroup" xmlns:wpi="http://schemas.microsoft.com/office/word/2010/wordprocessingInk" xmlns:wne="http://schemas.microsoft.com/office/word/2006/wordml" xmlns:wps="http://schemas.microsoft.com/office/word/2010/wordprocessingShape" mc:Ignorable="w14 w15 w16se w16cid w16 w16cex w16sdtdh w16sdtfl w16du wp14">
   <w:p>
     <w:pPr>
@@ -4648,6 +4672,26 @@
 
 <file path=word/header1.xml><?xml version="1.0" encoding="utf-8"?>
 <w:hdr xmlns:wpc="http://schemas.microsoft.com/office/word/2010/wordprocessingCanvas" xmlns:cx="http://schemas.microsoft.com/office/drawing/2014/chartex" xmlns:cx1="http://schemas.microsoft.com/office/drawing/2015/9/8/chartex" xmlns:cx2="http://schemas.microsoft.com/office/drawing/2015/10/21/chartex" xmlns:cx3="http://schemas.microsoft.com/office/drawing/2016/5/9/chartex" xmlns:cx4="http://schemas.microsoft.com/office/drawing/2016/5/10/chartex" xmlns:cx5="http://schemas.microsoft.com/office/drawing/2016/5/11/chartex" xmlns:cx6="http://schemas.microsoft.com/office/drawing/2016/5/12/chartex" xmlns:cx7="http://schemas.microsoft.com/office/drawing/2016/5/13/chartex" xmlns:cx8="http://schemas.microsoft.com/office/drawing/2016/5/14/chartex" xmlns:mc="http://schemas.openxmlformats.org/markup-compatibility/2006" xmlns:aink="http://schemas.microsoft.com/office/drawing/2016/ink" xmlns:am3d="http://schemas.microsoft.com/office/drawing/2017/model3d" xmlns:o="urn:schemas-microsoft-com:office:office" xmlns:oel="http://schemas.microsoft.com/office/2019/extlst" xmlns:r="http://schemas.openxmlformats.org/officeDocument/2006/relationships" xmlns:m="http://schemas.openxmlformats.org/officeDocument/2006/math" xmlns:v="urn:schemas-microsoft-com:vml" xmlns:wp14="http://schemas.microsoft.com/office/word/2010/wordprocessingDrawing" xmlns:wp="http://schemas.openxmlformats.org/drawingml/2006/wordprocessingDrawing" xmlns:w10="urn:schemas-microsoft-com:office:word" xmlns:w="http://schemas.openxmlformats.org/wordprocessingml/2006/main" xmlns:w14="http://schemas.microsoft.com/office/word/2010/wordml" xmlns:w15="http://schemas.microsoft.com/office/word/2012/wordml" xmlns:w16cex="http://schemas.microsoft.com/office/word/2018/wordml/cex" xmlns:w16cid="http://schemas.microsoft.com/office/word/2016/wordml/cid" xmlns:w16="http://schemas.microsoft.com/office/word/2018/wordml" xmlns:w16du="http://schemas.microsoft.com/office/word/2023/wordml/word16du" xmlns:w16sdtdh="http://schemas.microsoft.com/office/word/2020/wordml/sdtdatahash" xmlns:w16sdtfl="http://schemas.microsoft.com/office/word/2024/wordml/sdtformatlock" xmlns:w16se="http://schemas.microsoft.com/office/word/2015/wordml/symex" xmlns:wpg="http://schemas.microsoft.com/office/word/2010/wordprocessingGroup" xmlns:wpi="http://schemas.microsoft.com/office/word/2010/wordprocessingInk" xmlns:wne="http://schemas.microsoft.com/office/word/2006/wordml" xmlns:wps="http://schemas.microsoft.com/office/word/2010/wordprocessingShape" mc:Ignorable="w14 w15 w16se w16cid w16 w16cex w16sdtdh w16sdtfl w16du wp14">
+  <w:p>
+    <w:pPr>
+      <w:pStyle w:val="Header"/>
+    </w:pPr>
+  </w:p>
+</w:hdr>
+</file>
+
+<file path=word/header2.xml><?xml version="1.0" encoding="utf-8"?>
+<w:hdr xmlns:wpc="http://schemas.microsoft.com/office/word/2010/wordprocessingCanvas" xmlns:cx="http://schemas.microsoft.com/office/drawing/2014/chartex" xmlns:cx1="http://schemas.microsoft.com/office/drawing/2015/9/8/chartex" xmlns:cx2="http://schemas.microsoft.com/office/drawing/2015/10/21/chartex" xmlns:cx3="http://schemas.microsoft.com/office/drawing/2016/5/9/chartex" xmlns:cx4="http://schemas.microsoft.com/office/drawing/2016/5/10/chartex" xmlns:cx5="http://schemas.microsoft.com/office/drawing/2016/5/11/chartex" xmlns:cx6="http://schemas.microsoft.com/office/drawing/2016/5/12/chartex" xmlns:cx7="http://schemas.microsoft.com/office/drawing/2016/5/13/chartex" xmlns:cx8="http://schemas.microsoft.com/office/drawing/2016/5/14/chartex" xmlns:mc="http://schemas.openxmlformats.org/markup-compatibility/2006" xmlns:aink="http://schemas.microsoft.com/office/drawing/2016/ink" xmlns:am3d="http://schemas.microsoft.com/office/drawing/2017/model3d" xmlns:o="urn:schemas-microsoft-com:office:office" xmlns:oel="http://schemas.microsoft.com/office/2019/extlst" xmlns:r="http://schemas.openxmlformats.org/officeDocument/2006/relationships" xmlns:m="http://schemas.openxmlformats.org/officeDocument/2006/math" xmlns:v="urn:schemas-microsoft-com:vml" xmlns:wp14="http://schemas.microsoft.com/office/word/2010/wordprocessingDrawing" xmlns:wp="http://schemas.openxmlformats.org/drawingml/2006/wordprocessingDrawing" xmlns:w10="urn:schemas-microsoft-com:office:word" xmlns:w="http://schemas.openxmlformats.org/wordprocessingml/2006/main" xmlns:w14="http://schemas.microsoft.com/office/word/2010/wordml" xmlns:w15="http://schemas.microsoft.com/office/word/2012/wordml" xmlns:w16cex="http://schemas.microsoft.com/office/word/2018/wordml/cex" xmlns:w16cid="http://schemas.microsoft.com/office/word/2016/wordml/cid" xmlns:w16="http://schemas.microsoft.com/office/word/2018/wordml" xmlns:w16du="http://schemas.microsoft.com/office/word/2023/wordml/word16du" xmlns:w16sdtdh="http://schemas.microsoft.com/office/word/2020/wordml/sdtdatahash" xmlns:w16sdtfl="http://schemas.microsoft.com/office/word/2024/wordml/sdtformatlock" xmlns:w16se="http://schemas.microsoft.com/office/word/2015/wordml/symex" xmlns:wpg="http://schemas.microsoft.com/office/word/2010/wordprocessingGroup" xmlns:wpi="http://schemas.microsoft.com/office/word/2010/wordprocessingInk" xmlns:wne="http://schemas.microsoft.com/office/word/2006/wordml" xmlns:wps="http://schemas.microsoft.com/office/word/2010/wordprocessingShape" mc:Ignorable="w14 w15 w16se w16cid w16 w16cex w16sdtdh w16sdtfl w16du wp14">
+  <w:p>
+    <w:pPr>
+      <w:pStyle w:val="Header"/>
+    </w:pPr>
+  </w:p>
+</w:hdr>
+</file>
+
+<file path=word/header3.xml><?xml version="1.0" encoding="utf-8"?>
+<w:hdr xmlns:wpc="http://schemas.microsoft.com/office/word/2010/wordprocessingCanvas" xmlns:cx="http://schemas.microsoft.com/office/drawing/2014/chartex" xmlns:cx1="http://schemas.microsoft.com/office/drawing/2015/9/8/chartex" xmlns:cx2="http://schemas.microsoft.com/office/drawing/2015/10/21/chartex" xmlns:cx3="http://schemas.microsoft.com/office/drawing/2016/5/9/chartex" xmlns:cx4="http://schemas.microsoft.com/office/drawing/2016/5/10/chartex" xmlns:cx5="http://schemas.microsoft.com/office/drawing/2016/5/11/chartex" xmlns:cx6="http://schemas.microsoft.com/office/drawing/2016/5/12/chartex" xmlns:cx7="http://schemas.microsoft.com/office/drawing/2016/5/13/chartex" xmlns:cx8="http://schemas.microsoft.com/office/drawing/2016/5/14/chartex" xmlns:mc="http://schemas.openxmlformats.org/markup-compatibility/2006" xmlns:aink="http://schemas.microsoft.com/office/drawing/2016/ink" xmlns:am3d="http://schemas.microsoft.com/office/drawing/2017/model3d" xmlns:o="urn:schemas-microsoft-com:office:office" xmlns:oel="http://schemas.microsoft.com/office/2019/extlst" xmlns:r="http://schemas.openxmlformats.org/officeDocument/2006/relationships" xmlns:m="http://schemas.openxmlformats.org/officeDocument/2006/math" xmlns:v="urn:schemas-microsoft-com:vml" xmlns:wp14="http://schemas.microsoft.com/office/word/2010/wordprocessingDrawing" xmlns:wp="http://schemas.openxmlformats.org/drawingml/2006/wordprocessingDrawing" xmlns:w10="urn:schemas-microsoft-com:office:word" xmlns:w="http://schemas.openxmlformats.org/wordprocessingml/2006/main" xmlns:w14="http://schemas.microsoft.com/office/word/2010/wordml" xmlns:w15="http://schemas.microsoft.com/office/word/2012/wordml" xmlns:w16cex="http://schemas.microsoft.com/office/word/2018/wordml/cex" xmlns:w16cid="http://schemas.microsoft.com/office/word/2016/wordml/cid" xmlns:w16="http://schemas.microsoft.com/office/word/2018/wordml" xmlns:w16du="http://schemas.microsoft.com/office/word/2023/wordml/word16du" xmlns:w16sdtdh="http://schemas.microsoft.com/office/word/2020/wordml/sdtdatahash" xmlns:w16sdtfl="http://schemas.microsoft.com/office/word/2024/wordml/sdtformatlock" xmlns:w16se="http://schemas.microsoft.com/office/word/2015/wordml/symex" xmlns:wpg="http://schemas.microsoft.com/office/word/2010/wordprocessingGroup" xmlns:wpi="http://schemas.microsoft.com/office/word/2010/wordprocessingInk" xmlns:wne="http://schemas.microsoft.com/office/word/2006/wordml" xmlns:wps="http://schemas.microsoft.com/office/word/2010/wordprocessingShape" mc:Ignorable="w14 w15 w16se w16cid w16 w16cex w16sdtdh w16sdtfl w16du wp14">
   <w:tbl>
     <w:tblPr>
       <w:tblStyle w:val="TableGrid"/>
@@ -4655,13 +4699,13 @@
       <w:tblLook w:val="04A0" w:firstRow="1" w:lastRow="0" w:firstColumn="1" w:lastColumn="0" w:noHBand="0" w:noVBand="1"/>
     </w:tblPr>
     <w:tblGrid>
-      <w:gridCol w:w="4518"/>
-      <w:gridCol w:w="4338"/>
+      <w:gridCol w:w="3888"/>
+      <w:gridCol w:w="4968"/>
     </w:tblGrid>
     <w:tr>
       <w:tc>
         <w:tcPr>
-          <w:tcW w:w="4518" w:type="dxa"/>
+          <w:tcW w:w="3888" w:type="dxa"/>
           <w:tcBorders>
             <w:top w:val="nil"/>
             <w:left w:val="nil"/>
@@ -4719,7 +4763,7 @@
       </w:tc>
       <w:tc>
         <w:tcPr>
-          <w:tcW w:w="4338" w:type="dxa"/>
+          <w:tcW w:w="4968" w:type="dxa"/>
           <w:tcBorders>
             <w:top w:val="nil"/>
             <w:left w:val="nil"/>
